--- a/t03_s5.docx
+++ b/t03_s5.docx
@@ -3,2168 +3,1698 @@
 <w:document xmlns:wpc="http://schemas.microsoft.com/office/word/2010/wordprocessingCanvas" xmlns:mo="http://schemas.microsoft.com/office/mac/office/2008/main" xmlns:mc="http://schemas.openxmlformats.org/markup-compatibility/2006" xmlns:mv="urn:schemas-microsoft-com:mac:vml" xmlns:o="urn:schemas-microsoft-com:office:office" xmlns:r="http://schemas.openxmlformats.org/officeDocument/2006/relationships" xmlns:m="http://schemas.openxmlformats.org/officeDocument/2006/math" xmlns:v="urn:schemas-microsoft-com:vml" xmlns:wp14="http://schemas.microsoft.com/office/word/2010/wordprocessingDrawing" xmlns:wp="http://schemas.openxmlformats.org/drawingml/2006/wordprocessingDrawing" xmlns:w10="urn:schemas-microsoft-com:office:word" xmlns:w="http://schemas.openxmlformats.org/wordprocessingml/2006/main" xmlns:w14="http://schemas.microsoft.com/office/word/2010/wordml" xmlns:wpg="http://schemas.microsoft.com/office/word/2010/wordprocessingGroup" xmlns:wpi="http://schemas.microsoft.com/office/word/2010/wordprocessingInk" xmlns:wne="http://schemas.microsoft.com/office/word/2006/wordml" xmlns:wps="http://schemas.microsoft.com/office/word/2010/wordprocessingShape" mc:Ignorable="w14 wp14">
   <w:body>
     <w:p>
-      <w:pPr>
-        <w:spacing w:after="20" w:before="120"/>
-      </w:pPr>
-      <w:r>
-        <w:rPr>
-          <w:b/>
-          <w:sz w:val="22"/>
-        </w:rPr>
-        <w:t>Question: Agra : Taj Mahal :: Delhi : ?</w:t>
-      </w:r>
-    </w:p>
-    <w:p>
-      <w:pPr>
-        <w:spacing w:after="0" w:before="0"/>
-      </w:pPr>
-      <w:r>
-        <w:rPr>
-          <w:b w:val="0"/>
-          <w:sz w:val="22"/>
-        </w:rPr>
-        <w:t>(a) Red Fort</w:t>
-      </w:r>
-    </w:p>
-    <w:p>
-      <w:pPr>
-        <w:spacing w:after="0" w:before="0"/>
-      </w:pPr>
-      <w:r>
-        <w:rPr>
-          <w:b w:val="0"/>
-          <w:sz w:val="22"/>
-        </w:rPr>
-        <w:t>(b) Charminar</w:t>
-      </w:r>
-    </w:p>
-    <w:p>
-      <w:pPr>
-        <w:spacing w:after="0" w:before="0"/>
-      </w:pPr>
-      <w:r>
-        <w:rPr>
-          <w:b w:val="0"/>
-          <w:sz w:val="22"/>
-        </w:rPr>
-        <w:t>(c) Gateway of India</w:t>
-      </w:r>
-    </w:p>
-    <w:p>
-      <w:pPr>
-        <w:spacing w:after="0" w:before="0"/>
-      </w:pPr>
-      <w:r>
-        <w:rPr>
-          <w:b w:val="0"/>
-          <w:sz w:val="22"/>
-        </w:rPr>
-        <w:t>(d) India Gate</w:t>
-      </w:r>
-    </w:p>
-    <w:p>
-      <w:pPr>
-        <w:spacing w:after="0" w:before="40"/>
-      </w:pPr>
-      <w:r>
-        <w:rPr>
-          <w:b/>
-          <w:sz w:val="22"/>
-        </w:rPr>
-        <w:t>Answer: a</w:t>
-      </w:r>
-    </w:p>
-    <w:p>
-      <w:pPr>
-        <w:spacing w:after="0" w:before="0"/>
-      </w:pPr>
-      <w:r>
-        <w:rPr>
-          <w:b w:val="0"/>
-          <w:sz w:val="21"/>
-        </w:rPr>
-        <w:t>Solution: The Taj Mahal is in Agra; the Red Fort is in Delhi.</w:t>
-      </w:r>
-    </w:p>
-    <w:p>
-      <w:pPr>
-        <w:spacing w:after="0" w:before="0"/>
-      </w:pPr>
-      <w:r>
-        <w:rPr>
-          <w:b w:val="0"/>
-          <w:sz w:val="20"/>
-        </w:rPr>
-        <w:t>Positive Marks: 1</w:t>
-      </w:r>
-    </w:p>
-    <w:p>
-      <w:pPr>
-        <w:spacing w:after="160" w:before="0"/>
-      </w:pPr>
-      <w:r>
-        <w:rPr>
-          <w:b w:val="0"/>
-          <w:sz w:val="20"/>
-        </w:rPr>
-        <w:t>Negative Marks: 0.25</w:t>
-      </w:r>
-    </w:p>
-    <w:p>
-      <w:pPr>
-        <w:spacing w:after="20" w:before="120"/>
-      </w:pPr>
-      <w:r>
-        <w:rPr>
-          <w:b/>
-          <w:sz w:val="22"/>
-        </w:rPr>
-        <w:t>Question: If the day after tomorrow is Monday, what day was yesterday?</w:t>
-      </w:r>
-    </w:p>
-    <w:p>
-      <w:pPr>
-        <w:spacing w:after="0" w:before="0"/>
-      </w:pPr>
-      <w:r>
-        <w:rPr>
-          <w:b w:val="0"/>
-          <w:sz w:val="22"/>
-        </w:rPr>
-        <w:t>(a) Saturday</w:t>
-      </w:r>
-    </w:p>
-    <w:p>
-      <w:pPr>
-        <w:spacing w:after="0" w:before="0"/>
-      </w:pPr>
-      <w:r>
-        <w:rPr>
-          <w:b w:val="0"/>
-          <w:sz w:val="22"/>
-        </w:rPr>
-        <w:t>(b) Friday</w:t>
-      </w:r>
-    </w:p>
-    <w:p>
-      <w:pPr>
-        <w:spacing w:after="0" w:before="0"/>
-      </w:pPr>
-      <w:r>
-        <w:rPr>
-          <w:b w:val="0"/>
-          <w:sz w:val="22"/>
-        </w:rPr>
-        <w:t>(c) Sunday</w:t>
-      </w:r>
-    </w:p>
-    <w:p>
-      <w:pPr>
-        <w:spacing w:after="0" w:before="0"/>
-      </w:pPr>
-      <w:r>
-        <w:rPr>
-          <w:b w:val="0"/>
-          <w:sz w:val="22"/>
-        </w:rPr>
-        <w:t>(d) Thursday</w:t>
-      </w:r>
-    </w:p>
-    <w:p>
-      <w:pPr>
-        <w:spacing w:after="0" w:before="40"/>
-      </w:pPr>
-      <w:r>
-        <w:rPr>
-          <w:b/>
-          <w:sz w:val="22"/>
-        </w:rPr>
-        <w:t>Answer: b</w:t>
-      </w:r>
-    </w:p>
-    <w:p>
-      <w:pPr>
-        <w:spacing w:after="0" w:before="0"/>
-      </w:pPr>
-      <w:r>
-        <w:rPr>
-          <w:b w:val="0"/>
-          <w:sz w:val="21"/>
-        </w:rPr>
-        <w:t>Solution: Day after tomorrow Monday → today Saturday → yesterday Friday.</w:t>
-      </w:r>
-    </w:p>
-    <w:p>
-      <w:pPr>
-        <w:spacing w:after="0" w:before="0"/>
-      </w:pPr>
-      <w:r>
-        <w:rPr>
-          <w:b w:val="0"/>
-          <w:sz w:val="20"/>
-        </w:rPr>
-        <w:t>Positive Marks: 1</w:t>
-      </w:r>
-    </w:p>
-    <w:p>
-      <w:pPr>
-        <w:spacing w:after="160" w:before="0"/>
-      </w:pPr>
-      <w:r>
-        <w:rPr>
-          <w:b w:val="0"/>
-          <w:sz w:val="20"/>
-        </w:rPr>
-        <w:t>Negative Marks: 0.25</w:t>
-      </w:r>
-    </w:p>
-    <w:p>
-      <w:pPr>
-        <w:spacing w:after="20" w:before="120"/>
-      </w:pPr>
-      <w:r>
-        <w:rPr>
-          <w:b/>
-          <w:sz w:val="22"/>
-        </w:rPr>
-        <w:t>Question: GST (Goods and Services Tax) was introduced in India on:</w:t>
-      </w:r>
-    </w:p>
-    <w:p>
-      <w:pPr>
-        <w:spacing w:after="0" w:before="0"/>
-      </w:pPr>
-      <w:r>
-        <w:rPr>
-          <w:b w:val="0"/>
-          <w:sz w:val="22"/>
-        </w:rPr>
-        <w:t>(a) 1 April 2016</w:t>
-      </w:r>
-    </w:p>
-    <w:p>
-      <w:pPr>
-        <w:spacing w:after="0" w:before="0"/>
-      </w:pPr>
-      <w:r>
-        <w:rPr>
-          <w:b w:val="0"/>
-          <w:sz w:val="22"/>
-        </w:rPr>
-        <w:t>(b) 15 August 2016</w:t>
-      </w:r>
-    </w:p>
-    <w:p>
-      <w:pPr>
-        <w:spacing w:after="0" w:before="0"/>
-      </w:pPr>
-      <w:r>
-        <w:rPr>
-          <w:b w:val="0"/>
-          <w:sz w:val="22"/>
-        </w:rPr>
-        <w:t>(c) 1 January 2018</w:t>
-      </w:r>
-    </w:p>
-    <w:p>
-      <w:pPr>
-        <w:spacing w:after="0" w:before="0"/>
-      </w:pPr>
-      <w:r>
-        <w:rPr>
-          <w:b w:val="0"/>
-          <w:sz w:val="22"/>
-        </w:rPr>
-        <w:t>(d) 1 July 2017</w:t>
-      </w:r>
-    </w:p>
-    <w:p>
-      <w:pPr>
-        <w:spacing w:after="0" w:before="40"/>
-      </w:pPr>
-      <w:r>
-        <w:rPr>
-          <w:b/>
-          <w:sz w:val="22"/>
-        </w:rPr>
-        <w:t>Answer: d</w:t>
-      </w:r>
-    </w:p>
-    <w:p>
-      <w:pPr>
-        <w:spacing w:after="0" w:before="0"/>
-      </w:pPr>
-      <w:r>
-        <w:rPr>
-          <w:b w:val="0"/>
-          <w:sz w:val="21"/>
-        </w:rPr>
-        <w:t>Solution: GST, a single indirect tax, came into effect on 1 July 2017.</w:t>
-      </w:r>
-    </w:p>
-    <w:p>
-      <w:pPr>
-        <w:spacing w:after="0" w:before="0"/>
-      </w:pPr>
-      <w:r>
-        <w:rPr>
-          <w:b w:val="0"/>
-          <w:sz w:val="20"/>
-        </w:rPr>
-        <w:t>Positive Marks: 1</w:t>
-      </w:r>
-    </w:p>
-    <w:p>
-      <w:pPr>
-        <w:spacing w:after="160" w:before="0"/>
-      </w:pPr>
-      <w:r>
-        <w:rPr>
-          <w:b w:val="0"/>
-          <w:sz w:val="20"/>
-        </w:rPr>
-        <w:t>Negative Marks: 0.25</w:t>
-      </w:r>
-    </w:p>
-    <w:p>
-      <w:pPr>
-        <w:spacing w:after="20" w:before="120"/>
-      </w:pPr>
-      <w:r>
-        <w:rPr>
-          <w:b/>
-          <w:sz w:val="22"/>
-        </w:rPr>
-        <w:t>Question: ISRO's Chandrayaan-3 successfully landed near the lunar south pole in which year?</w:t>
-      </w:r>
-    </w:p>
-    <w:p>
-      <w:pPr>
-        <w:spacing w:after="0" w:before="0"/>
-      </w:pPr>
-      <w:r>
-        <w:rPr>
-          <w:b w:val="0"/>
-          <w:sz w:val="22"/>
-        </w:rPr>
-        <w:t>(a) 2022</w:t>
-      </w:r>
-    </w:p>
-    <w:p>
-      <w:pPr>
-        <w:spacing w:after="0" w:before="0"/>
-      </w:pPr>
-      <w:r>
-        <w:rPr>
-          <w:b w:val="0"/>
-          <w:sz w:val="22"/>
-        </w:rPr>
-        <w:t>(b) 2019</w:t>
-      </w:r>
-    </w:p>
-    <w:p>
-      <w:pPr>
-        <w:spacing w:after="0" w:before="0"/>
-      </w:pPr>
-      <w:r>
-        <w:rPr>
-          <w:b w:val="0"/>
-          <w:sz w:val="22"/>
-        </w:rPr>
-        <w:t>(c) 2024</w:t>
-      </w:r>
-    </w:p>
-    <w:p>
-      <w:pPr>
-        <w:spacing w:after="0" w:before="0"/>
-      </w:pPr>
-      <w:r>
-        <w:rPr>
-          <w:b w:val="0"/>
-          <w:sz w:val="22"/>
-        </w:rPr>
-        <w:t>(d) 2023</w:t>
-      </w:r>
-    </w:p>
-    <w:p>
-      <w:pPr>
-        <w:spacing w:after="0" w:before="40"/>
-      </w:pPr>
-      <w:r>
-        <w:rPr>
-          <w:b/>
-          <w:sz w:val="22"/>
-        </w:rPr>
-        <w:t>Answer: d</w:t>
-      </w:r>
-    </w:p>
-    <w:p>
-      <w:pPr>
-        <w:spacing w:after="0" w:before="0"/>
-      </w:pPr>
-      <w:r>
-        <w:rPr>
-          <w:b w:val="0"/>
-          <w:sz w:val="21"/>
-        </w:rPr>
-        <w:t>Solution: Chandrayaan-3's Vikram lander soft-landed near the lunar south pole on 23 August 2023.</w:t>
-      </w:r>
-    </w:p>
-    <w:p>
-      <w:pPr>
-        <w:spacing w:after="0" w:before="0"/>
-      </w:pPr>
-      <w:r>
-        <w:rPr>
-          <w:b w:val="0"/>
-          <w:sz w:val="20"/>
-        </w:rPr>
-        <w:t>Positive Marks: 1</w:t>
-      </w:r>
-    </w:p>
-    <w:p>
-      <w:pPr>
-        <w:spacing w:after="160" w:before="0"/>
-      </w:pPr>
-      <w:r>
-        <w:rPr>
-          <w:b w:val="0"/>
-          <w:sz w:val="20"/>
-        </w:rPr>
-        <w:t>Negative Marks: 0.25</w:t>
-      </w:r>
-    </w:p>
-    <w:p>
-      <w:pPr>
-        <w:spacing w:after="20" w:before="120"/>
-      </w:pPr>
-      <w:r>
-        <w:rPr>
-          <w:b/>
-          <w:sz w:val="22"/>
-        </w:rPr>
-        <w:t>Question: 'Bharatnatyam', a classical dance form, originated in:</w:t>
-      </w:r>
-    </w:p>
-    <w:p>
-      <w:pPr>
-        <w:spacing w:after="0" w:before="0"/>
-      </w:pPr>
-      <w:r>
-        <w:rPr>
-          <w:b w:val="0"/>
-          <w:sz w:val="22"/>
-        </w:rPr>
-        <w:t>(a) Andhra Pradesh</w:t>
-      </w:r>
-    </w:p>
-    <w:p>
-      <w:pPr>
-        <w:spacing w:after="0" w:before="0"/>
-      </w:pPr>
-      <w:r>
-        <w:rPr>
-          <w:b w:val="0"/>
-          <w:sz w:val="22"/>
-        </w:rPr>
-        <w:t>(b) Kerala</w:t>
-      </w:r>
-    </w:p>
-    <w:p>
-      <w:pPr>
-        <w:spacing w:after="0" w:before="0"/>
-      </w:pPr>
-      <w:r>
-        <w:rPr>
-          <w:b w:val="0"/>
-          <w:sz w:val="22"/>
-        </w:rPr>
-        <w:t>(c) Karnataka</w:t>
-      </w:r>
-    </w:p>
-    <w:p>
-      <w:pPr>
-        <w:spacing w:after="0" w:before="0"/>
-      </w:pPr>
-      <w:r>
-        <w:rPr>
-          <w:b w:val="0"/>
-          <w:sz w:val="22"/>
-        </w:rPr>
-        <w:t>(d) Tamil Nadu</w:t>
-      </w:r>
-    </w:p>
-    <w:p>
-      <w:pPr>
-        <w:spacing w:after="0" w:before="40"/>
-      </w:pPr>
-      <w:r>
-        <w:rPr>
-          <w:b/>
-          <w:sz w:val="22"/>
-        </w:rPr>
-        <w:t>Answer: d</w:t>
-      </w:r>
-    </w:p>
-    <w:p>
-      <w:pPr>
-        <w:spacing w:after="0" w:before="0"/>
-      </w:pPr>
-      <w:r>
-        <w:rPr>
-          <w:b w:val="0"/>
-          <w:sz w:val="21"/>
-        </w:rPr>
-        <w:t>Solution: Bharatanatyam originated in Tamil Nadu; Kathakali in Kerala and Kuchipudi in Andhra Pradesh.</w:t>
-      </w:r>
-    </w:p>
-    <w:p>
-      <w:pPr>
-        <w:spacing w:after="0" w:before="0"/>
-      </w:pPr>
-      <w:r>
-        <w:rPr>
-          <w:b w:val="0"/>
-          <w:sz w:val="20"/>
-        </w:rPr>
-        <w:t>Positive Marks: 1</w:t>
-      </w:r>
-    </w:p>
-    <w:p>
-      <w:pPr>
-        <w:spacing w:after="160" w:before="0"/>
-      </w:pPr>
-      <w:r>
-        <w:rPr>
-          <w:b w:val="0"/>
-          <w:sz w:val="20"/>
-        </w:rPr>
-        <w:t>Negative Marks: 0.25</w:t>
-      </w:r>
-    </w:p>
-    <w:p>
-      <w:pPr>
-        <w:spacing w:after="20" w:before="120"/>
-      </w:pPr>
-      <w:r>
-        <w:rPr>
-          <w:b/>
-          <w:sz w:val="22"/>
-        </w:rPr>
-        <w:t>Question: The solar system's largest planet is:</w:t>
-      </w:r>
-    </w:p>
-    <w:p>
-      <w:pPr>
-        <w:spacing w:after="0" w:before="0"/>
-      </w:pPr>
-      <w:r>
-        <w:rPr>
-          <w:b w:val="0"/>
-          <w:sz w:val="22"/>
-        </w:rPr>
-        <w:t>(a) Uranus</w:t>
-      </w:r>
-    </w:p>
-    <w:p>
-      <w:pPr>
-        <w:spacing w:after="0" w:before="0"/>
-      </w:pPr>
-      <w:r>
-        <w:rPr>
-          <w:b w:val="0"/>
-          <w:sz w:val="22"/>
-        </w:rPr>
-        <w:t>(b) Neptune</w:t>
-      </w:r>
-    </w:p>
-    <w:p>
-      <w:pPr>
-        <w:spacing w:after="0" w:before="0"/>
-      </w:pPr>
-      <w:r>
-        <w:rPr>
-          <w:b w:val="0"/>
-          <w:sz w:val="22"/>
-        </w:rPr>
-        <w:t>(c) Saturn</w:t>
-      </w:r>
-    </w:p>
-    <w:p>
-      <w:pPr>
-        <w:spacing w:after="0" w:before="0"/>
-      </w:pPr>
-      <w:r>
-        <w:rPr>
-          <w:b w:val="0"/>
-          <w:sz w:val="22"/>
-        </w:rPr>
-        <w:t>(d) Jupiter</w:t>
-      </w:r>
-    </w:p>
-    <w:p>
-      <w:pPr>
-        <w:spacing w:after="0" w:before="40"/>
-      </w:pPr>
-      <w:r>
-        <w:rPr>
-          <w:b/>
-          <w:sz w:val="22"/>
-        </w:rPr>
-        <w:t>Answer: d</w:t>
-      </w:r>
-    </w:p>
-    <w:p>
-      <w:pPr>
-        <w:spacing w:after="0" w:before="0"/>
-      </w:pPr>
-      <w:r>
-        <w:rPr>
-          <w:b w:val="0"/>
-          <w:sz w:val="21"/>
-        </w:rPr>
-        <w:t>Solution: Jupiter is the largest planet in the solar system; Mercury is the smallest.</w:t>
-      </w:r>
-    </w:p>
-    <w:p>
-      <w:pPr>
-        <w:spacing w:after="0" w:before="0"/>
-      </w:pPr>
-      <w:r>
-        <w:rPr>
-          <w:b w:val="0"/>
-          <w:sz w:val="20"/>
-        </w:rPr>
-        <w:t>Positive Marks: 1</w:t>
-      </w:r>
-    </w:p>
-    <w:p>
-      <w:pPr>
-        <w:spacing w:after="160" w:before="0"/>
-      </w:pPr>
-      <w:r>
-        <w:rPr>
-          <w:b w:val="0"/>
-          <w:sz w:val="20"/>
-        </w:rPr>
-        <w:t>Negative Marks: 0.25</w:t>
-      </w:r>
-    </w:p>
-    <w:p>
-      <w:pPr>
-        <w:spacing w:after="20" w:before="120"/>
-      </w:pPr>
-      <w:r>
-        <w:rPr>
-          <w:b/>
-          <w:sz w:val="22"/>
-        </w:rPr>
-        <w:t>Question: Find the next number in the series: 7, 14, 28, 56, ?</w:t>
-      </w:r>
-    </w:p>
-    <w:p>
-      <w:pPr>
-        <w:spacing w:after="0" w:before="0"/>
-      </w:pPr>
-      <w:r>
-        <w:rPr>
-          <w:b w:val="0"/>
-          <w:sz w:val="22"/>
-        </w:rPr>
-        <w:t>(a) 126</w:t>
-      </w:r>
-    </w:p>
-    <w:p>
-      <w:pPr>
-        <w:spacing w:after="0" w:before="0"/>
-      </w:pPr>
-      <w:r>
-        <w:rPr>
-          <w:b w:val="0"/>
-          <w:sz w:val="22"/>
-        </w:rPr>
-        <w:t>(b) 84</w:t>
-      </w:r>
-    </w:p>
-    <w:p>
-      <w:pPr>
-        <w:spacing w:after="0" w:before="0"/>
-      </w:pPr>
-      <w:r>
-        <w:rPr>
-          <w:b w:val="0"/>
-          <w:sz w:val="22"/>
-        </w:rPr>
-        <w:t>(c) 112</w:t>
-      </w:r>
-    </w:p>
-    <w:p>
-      <w:pPr>
-        <w:spacing w:after="0" w:before="0"/>
-      </w:pPr>
-      <w:r>
-        <w:rPr>
-          <w:b w:val="0"/>
-          <w:sz w:val="22"/>
-        </w:rPr>
-        <w:t>(d) 98</w:t>
-      </w:r>
-    </w:p>
-    <w:p>
-      <w:pPr>
-        <w:spacing w:after="0" w:before="40"/>
-      </w:pPr>
-      <w:r>
-        <w:rPr>
-          <w:b/>
-          <w:sz w:val="22"/>
-        </w:rPr>
-        <w:t>Answer: c</w:t>
-      </w:r>
-    </w:p>
-    <w:p>
-      <w:pPr>
-        <w:spacing w:after="0" w:before="0"/>
-      </w:pPr>
-      <w:r>
-        <w:rPr>
-          <w:b w:val="0"/>
-          <w:sz w:val="21"/>
-        </w:rPr>
-        <w:t>Solution: Each term is doubled: 56 × 2 = 112.</w:t>
-      </w:r>
-    </w:p>
-    <w:p>
-      <w:pPr>
-        <w:spacing w:after="0" w:before="0"/>
-      </w:pPr>
-      <w:r>
-        <w:rPr>
-          <w:b w:val="0"/>
-          <w:sz w:val="20"/>
-        </w:rPr>
-        <w:t>Positive Marks: 1</w:t>
-      </w:r>
-    </w:p>
-    <w:p>
-      <w:pPr>
-        <w:spacing w:after="160" w:before="0"/>
-      </w:pPr>
-      <w:r>
-        <w:rPr>
-          <w:b w:val="0"/>
-          <w:sz w:val="20"/>
-        </w:rPr>
-        <w:t>Negative Marks: 0.25</w:t>
-      </w:r>
-    </w:p>
-    <w:p>
-      <w:pPr>
-        <w:spacing w:after="20" w:before="120"/>
-      </w:pPr>
-      <w:r>
-        <w:rPr>
-          <w:b/>
-          <w:sz w:val="22"/>
-        </w:rPr>
-        <w:t>Question: The first Indian woman to climb Mount Everest was:</w:t>
-      </w:r>
-    </w:p>
-    <w:p>
-      <w:pPr>
-        <w:spacing w:after="0" w:before="0"/>
-      </w:pPr>
-      <w:r>
-        <w:rPr>
-          <w:b w:val="0"/>
-          <w:sz w:val="22"/>
-        </w:rPr>
-        <w:t>(a) Arunima Sinha</w:t>
-      </w:r>
-    </w:p>
-    <w:p>
-      <w:pPr>
-        <w:spacing w:after="0" w:before="0"/>
-      </w:pPr>
-      <w:r>
-        <w:rPr>
-          <w:b w:val="0"/>
-          <w:sz w:val="22"/>
-        </w:rPr>
-        <w:t>(b) Premlata Agrawal</w:t>
-      </w:r>
-    </w:p>
-    <w:p>
-      <w:pPr>
-        <w:spacing w:after="0" w:before="0"/>
-      </w:pPr>
-      <w:r>
-        <w:rPr>
-          <w:b w:val="0"/>
-          <w:sz w:val="22"/>
-        </w:rPr>
-        <w:t>(c) Santosh Yadav</w:t>
-      </w:r>
-    </w:p>
-    <w:p>
-      <w:pPr>
-        <w:spacing w:after="0" w:before="0"/>
-      </w:pPr>
-      <w:r>
-        <w:rPr>
-          <w:b w:val="0"/>
-          <w:sz w:val="22"/>
-        </w:rPr>
-        <w:t>(d) Bachendri Pal</w:t>
-      </w:r>
-    </w:p>
-    <w:p>
-      <w:pPr>
-        <w:spacing w:after="0" w:before="40"/>
-      </w:pPr>
-      <w:r>
-        <w:rPr>
-          <w:b/>
-          <w:sz w:val="22"/>
-        </w:rPr>
-        <w:t>Answer: d</w:t>
-      </w:r>
-    </w:p>
-    <w:p>
-      <w:pPr>
-        <w:spacing w:after="0" w:before="0"/>
-      </w:pPr>
-      <w:r>
-        <w:rPr>
-          <w:b w:val="0"/>
-          <w:sz w:val="21"/>
-        </w:rPr>
-        <w:t>Solution: Bachendri Pal was the first Indian woman to climb Everest (1984); Santosh Yadav did it twice.</w:t>
-      </w:r>
-    </w:p>
-    <w:p>
-      <w:pPr>
-        <w:spacing w:after="0" w:before="0"/>
-      </w:pPr>
-      <w:r>
-        <w:rPr>
-          <w:b w:val="0"/>
-          <w:sz w:val="20"/>
-        </w:rPr>
-        <w:t>Positive Marks: 1</w:t>
-      </w:r>
-    </w:p>
-    <w:p>
-      <w:pPr>
-        <w:spacing w:after="160" w:before="0"/>
-      </w:pPr>
-      <w:r>
-        <w:rPr>
-          <w:b w:val="0"/>
-          <w:sz w:val="20"/>
-        </w:rPr>
-        <w:t>Negative Marks: 0.25</w:t>
-      </w:r>
-    </w:p>
-    <w:p>
-      <w:pPr>
-        <w:spacing w:after="20" w:before="120"/>
-      </w:pPr>
-      <w:r>
-        <w:rPr>
-          <w:b/>
-          <w:sz w:val="22"/>
-        </w:rPr>
-        <w:t>Question: The Preamble of the Indian Constitution declares India to be a:</w:t>
-      </w:r>
-    </w:p>
-    <w:p>
-      <w:pPr>
-        <w:spacing w:after="0" w:before="0"/>
-      </w:pPr>
-      <w:r>
-        <w:rPr>
-          <w:b w:val="0"/>
-          <w:sz w:val="22"/>
-        </w:rPr>
-        <w:t>(a) Sovereign, Democratic, Welfare State</w:t>
-      </w:r>
-    </w:p>
-    <w:p>
-      <w:pPr>
-        <w:spacing w:after="0" w:before="0"/>
-      </w:pPr>
-      <w:r>
-        <w:rPr>
-          <w:b w:val="0"/>
-          <w:sz w:val="22"/>
-        </w:rPr>
-        <w:t>(b) Sovereign, Socialist, Secular, Democratic Republic</w:t>
-      </w:r>
-    </w:p>
-    <w:p>
-      <w:pPr>
-        <w:spacing w:after="0" w:before="0"/>
-      </w:pPr>
-      <w:r>
-        <w:rPr>
-          <w:b w:val="0"/>
-          <w:sz w:val="22"/>
-        </w:rPr>
-        <w:t>(c) Union of Socialist States</w:t>
-      </w:r>
-    </w:p>
-    <w:p>
-      <w:pPr>
-        <w:spacing w:after="0" w:before="0"/>
-      </w:pPr>
-      <w:r>
-        <w:rPr>
-          <w:b w:val="0"/>
-          <w:sz w:val="22"/>
-        </w:rPr>
-        <w:t>(d) Federal, Socialist, Secular Republic</w:t>
-      </w:r>
-    </w:p>
-    <w:p>
-      <w:pPr>
-        <w:spacing w:after="0" w:before="40"/>
-      </w:pPr>
-      <w:r>
-        <w:rPr>
-          <w:b/>
-          <w:sz w:val="22"/>
-        </w:rPr>
-        <w:t>Answer: b</w:t>
-      </w:r>
-    </w:p>
-    <w:p>
-      <w:pPr>
-        <w:spacing w:after="0" w:before="0"/>
-      </w:pPr>
-      <w:r>
-        <w:rPr>
-          <w:b w:val="0"/>
-          <w:sz w:val="21"/>
-        </w:rPr>
-        <w:t>Solution: The 42nd Amendment (1976) added the words Socialist, Secular and Integrity to the Preamble.</w:t>
-      </w:r>
-    </w:p>
-    <w:p>
-      <w:pPr>
-        <w:spacing w:after="0" w:before="0"/>
-      </w:pPr>
-      <w:r>
-        <w:rPr>
-          <w:b w:val="0"/>
-          <w:sz w:val="20"/>
-        </w:rPr>
-        <w:t>Positive Marks: 1</w:t>
-      </w:r>
-    </w:p>
-    <w:p>
-      <w:pPr>
-        <w:spacing w:after="160" w:before="0"/>
-      </w:pPr>
-      <w:r>
-        <w:rPr>
-          <w:b w:val="0"/>
-          <w:sz w:val="20"/>
-        </w:rPr>
-        <w:t>Negative Marks: 0.25</w:t>
-      </w:r>
-    </w:p>
-    <w:p>
-      <w:pPr>
-        <w:spacing w:after="20" w:before="120"/>
-      </w:pPr>
-      <w:r>
-        <w:rPr>
-          <w:b/>
-          <w:sz w:val="22"/>
-        </w:rPr>
-        <w:t>Question: Doctor : Hospital :: Teacher : ?</w:t>
-      </w:r>
-    </w:p>
-    <w:p>
-      <w:pPr>
-        <w:spacing w:after="0" w:before="0"/>
-      </w:pPr>
-      <w:r>
-        <w:rPr>
-          <w:b w:val="0"/>
-          <w:sz w:val="22"/>
-        </w:rPr>
-        <w:t>(a) Court</w:t>
-      </w:r>
-    </w:p>
-    <w:p>
-      <w:pPr>
-        <w:spacing w:after="0" w:before="0"/>
-      </w:pPr>
-      <w:r>
-        <w:rPr>
-          <w:b w:val="0"/>
-          <w:sz w:val="22"/>
-        </w:rPr>
-        <w:t>(b) Library</w:t>
-      </w:r>
-    </w:p>
-    <w:p>
-      <w:pPr>
-        <w:spacing w:after="0" w:before="0"/>
-      </w:pPr>
-      <w:r>
-        <w:rPr>
-          <w:b w:val="0"/>
-          <w:sz w:val="22"/>
-        </w:rPr>
-        <w:t>(c) Home</w:t>
-      </w:r>
-    </w:p>
-    <w:p>
-      <w:pPr>
-        <w:spacing w:after="0" w:before="0"/>
-      </w:pPr>
-      <w:r>
-        <w:rPr>
-          <w:b w:val="0"/>
-          <w:sz w:val="22"/>
-        </w:rPr>
-        <w:t>(d) School</w:t>
-      </w:r>
-    </w:p>
-    <w:p>
-      <w:pPr>
-        <w:spacing w:after="0" w:before="40"/>
-      </w:pPr>
-      <w:r>
-        <w:rPr>
-          <w:b/>
-          <w:sz w:val="22"/>
-        </w:rPr>
-        <w:t>Answer: d</w:t>
-      </w:r>
-    </w:p>
-    <w:p>
-      <w:pPr>
-        <w:spacing w:after="0" w:before="0"/>
-      </w:pPr>
-      <w:r>
-        <w:rPr>
-          <w:b w:val="0"/>
-          <w:sz w:val="21"/>
-        </w:rPr>
-        <w:t>Solution: A doctor works in a hospital; a teacher works in a school.</w:t>
-      </w:r>
-    </w:p>
-    <w:p>
-      <w:pPr>
-        <w:spacing w:after="0" w:before="0"/>
-      </w:pPr>
-      <w:r>
-        <w:rPr>
-          <w:b w:val="0"/>
-          <w:sz w:val="20"/>
-        </w:rPr>
-        <w:t>Positive Marks: 1</w:t>
-      </w:r>
-    </w:p>
-    <w:p>
-      <w:pPr>
-        <w:spacing w:after="160" w:before="0"/>
-      </w:pPr>
-      <w:r>
-        <w:rPr>
-          <w:b w:val="0"/>
-          <w:sz w:val="20"/>
-        </w:rPr>
-        <w:t>Negative Marks: 0.25</w:t>
-      </w:r>
-    </w:p>
-    <w:p>
-      <w:pPr>
-        <w:spacing w:after="20" w:before="120"/>
-      </w:pPr>
-      <w:r>
-        <w:rPr>
-          <w:b/>
-          <w:sz w:val="22"/>
-        </w:rPr>
-        <w:t>Question: The 'Eiffel Tower' is located in which city?</w:t>
-      </w:r>
-    </w:p>
-    <w:p>
-      <w:pPr>
-        <w:spacing w:after="0" w:before="0"/>
-      </w:pPr>
-      <w:r>
-        <w:rPr>
-          <w:b w:val="0"/>
-          <w:sz w:val="22"/>
-        </w:rPr>
-        <w:t>(a) London</w:t>
-      </w:r>
-    </w:p>
-    <w:p>
-      <w:pPr>
-        <w:spacing w:after="0" w:before="0"/>
-      </w:pPr>
-      <w:r>
-        <w:rPr>
-          <w:b w:val="0"/>
-          <w:sz w:val="22"/>
-        </w:rPr>
-        <w:t>(b) Paris</w:t>
-      </w:r>
-    </w:p>
-    <w:p>
-      <w:pPr>
-        <w:spacing w:after="0" w:before="0"/>
-      </w:pPr>
-      <w:r>
-        <w:rPr>
-          <w:b w:val="0"/>
-          <w:sz w:val="22"/>
-        </w:rPr>
-        <w:t>(c) Berlin</w:t>
-      </w:r>
-    </w:p>
-    <w:p>
-      <w:pPr>
-        <w:spacing w:after="0" w:before="0"/>
-      </w:pPr>
-      <w:r>
-        <w:rPr>
-          <w:b w:val="0"/>
-          <w:sz w:val="22"/>
-        </w:rPr>
-        <w:t>(d) Rome</w:t>
-      </w:r>
-    </w:p>
-    <w:p>
-      <w:pPr>
-        <w:spacing w:after="0" w:before="40"/>
-      </w:pPr>
-      <w:r>
-        <w:rPr>
-          <w:b/>
-          <w:sz w:val="22"/>
-        </w:rPr>
-        <w:t>Answer: b</w:t>
-      </w:r>
-    </w:p>
-    <w:p>
-      <w:pPr>
-        <w:spacing w:after="0" w:before="0"/>
-      </w:pPr>
-      <w:r>
-        <w:rPr>
-          <w:b w:val="0"/>
-          <w:sz w:val="21"/>
-        </w:rPr>
-        <w:t>Solution: The Eiffel Tower, built by Gustave Eiffel in 1889, stands in Paris, France.</w:t>
-      </w:r>
-    </w:p>
-    <w:p>
-      <w:pPr>
-        <w:spacing w:after="0" w:before="0"/>
-      </w:pPr>
-      <w:r>
-        <w:rPr>
-          <w:b w:val="0"/>
-          <w:sz w:val="20"/>
-        </w:rPr>
-        <w:t>Positive Marks: 1</w:t>
-      </w:r>
-    </w:p>
-    <w:p>
-      <w:pPr>
-        <w:spacing w:after="160" w:before="0"/>
-      </w:pPr>
-      <w:r>
-        <w:rPr>
-          <w:b w:val="0"/>
-          <w:sz w:val="20"/>
-        </w:rPr>
-        <w:t>Negative Marks: 0.25</w:t>
-      </w:r>
-    </w:p>
-    <w:p>
-      <w:pPr>
-        <w:spacing w:after="20" w:before="120"/>
-      </w:pPr>
-      <w:r>
-        <w:rPr>
-          <w:b/>
-          <w:sz w:val="22"/>
-        </w:rPr>
-        <w:t>Question: If CAT is coded as DBU, how is DOG coded?</w:t>
-      </w:r>
-    </w:p>
-    <w:p>
-      <w:pPr>
-        <w:spacing w:after="0" w:before="0"/>
-      </w:pPr>
-      <w:r>
-        <w:rPr>
-          <w:b w:val="0"/>
-          <w:sz w:val="22"/>
-        </w:rPr>
-        <w:t>(a) EQI</w:t>
-      </w:r>
-    </w:p>
-    <w:p>
-      <w:pPr>
-        <w:spacing w:after="0" w:before="0"/>
-      </w:pPr>
-      <w:r>
-        <w:rPr>
-          <w:b w:val="0"/>
-          <w:sz w:val="22"/>
-        </w:rPr>
-        <w:t>(b) FPI</w:t>
-      </w:r>
-    </w:p>
-    <w:p>
-      <w:pPr>
-        <w:spacing w:after="0" w:before="0"/>
-      </w:pPr>
-      <w:r>
-        <w:rPr>
-          <w:b w:val="0"/>
-          <w:sz w:val="22"/>
-        </w:rPr>
-        <w:t>(c) EPH</w:t>
-      </w:r>
-    </w:p>
-    <w:p>
-      <w:pPr>
-        <w:spacing w:after="0" w:before="0"/>
-      </w:pPr>
-      <w:r>
-        <w:rPr>
-          <w:b w:val="0"/>
-          <w:sz w:val="22"/>
-        </w:rPr>
-        <w:t>(d) FQI</w:t>
-      </w:r>
-    </w:p>
-    <w:p>
-      <w:pPr>
-        <w:spacing w:after="0" w:before="40"/>
-      </w:pPr>
-      <w:r>
-        <w:rPr>
-          <w:b/>
-          <w:sz w:val="22"/>
-        </w:rPr>
-        <w:t>Answer: c</w:t>
-      </w:r>
-    </w:p>
-    <w:p>
-      <w:pPr>
-        <w:spacing w:after="0" w:before="0"/>
-      </w:pPr>
-      <w:r>
-        <w:rPr>
-          <w:b w:val="0"/>
-          <w:sz w:val="21"/>
-        </w:rPr>
-        <w:t>Solution: Each letter is shifted by +1: D→E, O→P, G→H, so DOG → EPH.</w:t>
-      </w:r>
-    </w:p>
-    <w:p>
-      <w:pPr>
-        <w:spacing w:after="0" w:before="0"/>
-      </w:pPr>
-      <w:r>
-        <w:rPr>
-          <w:b w:val="0"/>
-          <w:sz w:val="20"/>
-        </w:rPr>
-        <w:t>Positive Marks: 1</w:t>
-      </w:r>
-    </w:p>
-    <w:p>
-      <w:pPr>
-        <w:spacing w:after="160" w:before="0"/>
-      </w:pPr>
-      <w:r>
-        <w:rPr>
-          <w:b w:val="0"/>
-          <w:sz w:val="20"/>
-        </w:rPr>
-        <w:t>Negative Marks: 0.25</w:t>
-      </w:r>
-    </w:p>
-    <w:p>
-      <w:pPr>
-        <w:spacing w:after="20" w:before="120"/>
-      </w:pPr>
-      <w:r>
-        <w:rPr>
-          <w:b/>
-          <w:sz w:val="22"/>
-        </w:rPr>
-        <w:t>Question: The term of the Lok Sabha is:</w:t>
-      </w:r>
-    </w:p>
-    <w:p>
-      <w:pPr>
-        <w:spacing w:after="0" w:before="0"/>
-      </w:pPr>
-      <w:r>
-        <w:rPr>
-          <w:b w:val="0"/>
-          <w:sz w:val="22"/>
-        </w:rPr>
-        <w:t>(a) 4 years</w:t>
-      </w:r>
-    </w:p>
-    <w:p>
-      <w:pPr>
-        <w:spacing w:after="0" w:before="0"/>
-      </w:pPr>
-      <w:r>
-        <w:rPr>
-          <w:b w:val="0"/>
-          <w:sz w:val="22"/>
-        </w:rPr>
-        <w:t>(b) 6 years</w:t>
-      </w:r>
-    </w:p>
-    <w:p>
-      <w:pPr>
-        <w:spacing w:after="0" w:before="0"/>
-      </w:pPr>
-      <w:r>
-        <w:rPr>
-          <w:b w:val="0"/>
-          <w:sz w:val="22"/>
-        </w:rPr>
-        <w:t>(c) 7 years</w:t>
-      </w:r>
-    </w:p>
-    <w:p>
-      <w:pPr>
-        <w:spacing w:after="0" w:before="0"/>
-      </w:pPr>
-      <w:r>
-        <w:rPr>
-          <w:b w:val="0"/>
-          <w:sz w:val="22"/>
-        </w:rPr>
-        <w:t>(d) 5 years</w:t>
-      </w:r>
-    </w:p>
-    <w:p>
-      <w:pPr>
-        <w:spacing w:after="0" w:before="40"/>
-      </w:pPr>
-      <w:r>
-        <w:rPr>
-          <w:b/>
-          <w:sz w:val="22"/>
-        </w:rPr>
-        <w:t>Answer: d</w:t>
-      </w:r>
-    </w:p>
-    <w:p>
-      <w:pPr>
-        <w:spacing w:after="0" w:before="0"/>
-      </w:pPr>
-      <w:r>
-        <w:rPr>
-          <w:b w:val="0"/>
-          <w:sz w:val="21"/>
-        </w:rPr>
-        <w:t>Solution: The Lok Sabha has a normal term of 5 years, which can be extended during a national emergency.</w:t>
-      </w:r>
-    </w:p>
-    <w:p>
-      <w:pPr>
-        <w:spacing w:after="0" w:before="0"/>
-      </w:pPr>
-      <w:r>
-        <w:rPr>
-          <w:b w:val="0"/>
-          <w:sz w:val="20"/>
-        </w:rPr>
-        <w:t>Positive Marks: 1</w:t>
-      </w:r>
-    </w:p>
-    <w:p>
-      <w:pPr>
-        <w:spacing w:after="160" w:before="0"/>
-      </w:pPr>
-      <w:r>
-        <w:rPr>
-          <w:b w:val="0"/>
-          <w:sz w:val="20"/>
-        </w:rPr>
-        <w:t>Negative Marks: 0.25</w:t>
-      </w:r>
-    </w:p>
-    <w:p>
-      <w:pPr>
-        <w:spacing w:after="20" w:before="120"/>
-      </w:pPr>
-      <w:r>
-        <w:rPr>
-          <w:b/>
-          <w:sz w:val="22"/>
-        </w:rPr>
-        <w:t>Question: ___________ was the first Vice President of India.</w:t>
-      </w:r>
-    </w:p>
-    <w:p>
-      <w:pPr>
-        <w:spacing w:after="0" w:before="0"/>
-      </w:pPr>
-      <w:r>
-        <w:rPr>
-          <w:b w:val="0"/>
-          <w:sz w:val="22"/>
-        </w:rPr>
-        <w:t>(a) Pandit Jawahar Lal Nehru</w:t>
-      </w:r>
-    </w:p>
-    <w:p>
-      <w:pPr>
-        <w:spacing w:after="0" w:before="0"/>
-      </w:pPr>
-      <w:r>
-        <w:rPr>
-          <w:b w:val="0"/>
-          <w:sz w:val="22"/>
-        </w:rPr>
-        <w:t>(b) Dr. S. D. Sharma</w:t>
-      </w:r>
-    </w:p>
-    <w:p>
-      <w:pPr>
-        <w:spacing w:after="0" w:before="0"/>
-      </w:pPr>
-      <w:r>
-        <w:rPr>
-          <w:b w:val="0"/>
-          <w:sz w:val="22"/>
-        </w:rPr>
-        <w:t>(c) Dr. S. Radhakrishnan</w:t>
-      </w:r>
-    </w:p>
-    <w:p>
-      <w:pPr>
-        <w:spacing w:after="0" w:before="0"/>
-      </w:pPr>
-      <w:r>
-        <w:rPr>
-          <w:b w:val="0"/>
-          <w:sz w:val="22"/>
-        </w:rPr>
-        <w:t>(d) Dr. Rajendra Prasad</w:t>
-      </w:r>
-    </w:p>
-    <w:p>
-      <w:pPr>
-        <w:spacing w:after="0" w:before="40"/>
-      </w:pPr>
-      <w:r>
-        <w:rPr>
-          <w:b/>
-          <w:sz w:val="22"/>
-        </w:rPr>
-        <w:t>Answer: c</w:t>
-      </w:r>
-    </w:p>
-    <w:p>
-      <w:pPr>
-        <w:spacing w:after="0" w:before="0"/>
-      </w:pPr>
-      <w:r>
-        <w:rPr>
-          <w:b w:val="0"/>
-          <w:sz w:val="21"/>
-        </w:rPr>
-        <w:t>Solution: Dr. S. Radhakrishnan was the first Vice President of India (1952-1962).</w:t>
-      </w:r>
-    </w:p>
-    <w:p>
-      <w:pPr>
-        <w:spacing w:after="0" w:before="0"/>
-      </w:pPr>
-      <w:r>
-        <w:rPr>
-          <w:b w:val="0"/>
-          <w:sz w:val="20"/>
-        </w:rPr>
-        <w:t>Positive Marks: 1</w:t>
-      </w:r>
-    </w:p>
-    <w:p>
-      <w:pPr>
-        <w:spacing w:after="160" w:before="0"/>
-      </w:pPr>
-      <w:r>
-        <w:rPr>
-          <w:b w:val="0"/>
-          <w:sz w:val="20"/>
-        </w:rPr>
-        <w:t>Negative Marks: 0.25</w:t>
-      </w:r>
-    </w:p>
-    <w:p>
-      <w:pPr>
-        <w:spacing w:after="20" w:before="120"/>
-      </w:pPr>
-      <w:r>
-        <w:rPr>
-          <w:b/>
-          <w:sz w:val="22"/>
-        </w:rPr>
-        <w:t>Question: Maximum Bharat ratna awards were given in which year:</w:t>
-      </w:r>
-    </w:p>
-    <w:p>
-      <w:pPr>
-        <w:spacing w:after="0" w:before="0"/>
-      </w:pPr>
-      <w:r>
-        <w:rPr>
-          <w:b w:val="0"/>
-          <w:sz w:val="22"/>
-        </w:rPr>
-        <w:t>(a) 1989</w:t>
-      </w:r>
-    </w:p>
-    <w:p>
-      <w:pPr>
-        <w:spacing w:after="0" w:before="0"/>
-      </w:pPr>
-      <w:r>
-        <w:rPr>
-          <w:b w:val="0"/>
-          <w:sz w:val="22"/>
-        </w:rPr>
-        <w:t>(b) 2024</w:t>
-      </w:r>
-    </w:p>
-    <w:p>
-      <w:pPr>
-        <w:spacing w:after="0" w:before="0"/>
-      </w:pPr>
-      <w:r>
-        <w:rPr>
-          <w:b w:val="0"/>
-          <w:sz w:val="22"/>
-        </w:rPr>
-        <w:t>(c) 2022</w:t>
-      </w:r>
-    </w:p>
-    <w:p>
-      <w:pPr>
-        <w:spacing w:after="0" w:before="0"/>
-      </w:pPr>
-      <w:r>
-        <w:rPr>
-          <w:b w:val="0"/>
-          <w:sz w:val="22"/>
-        </w:rPr>
-        <w:t>(d) 1999</w:t>
-      </w:r>
-    </w:p>
-    <w:p>
-      <w:pPr>
-        <w:spacing w:after="0" w:before="40"/>
-      </w:pPr>
-      <w:r>
-        <w:rPr>
-          <w:b/>
-          <w:sz w:val="22"/>
-        </w:rPr>
-        <w:t>Answer: b</w:t>
-      </w:r>
-    </w:p>
-    <w:p>
-      <w:pPr>
-        <w:spacing w:after="0" w:before="0"/>
-      </w:pPr>
-      <w:r>
-        <w:rPr>
-          <w:b w:val="0"/>
-          <w:sz w:val="21"/>
-        </w:rPr>
-        <w:t>Solution: The maximum number of Bharat Ratna awards (5) was given in the year 2024.</w:t>
-      </w:r>
-    </w:p>
-    <w:p>
-      <w:pPr>
-        <w:spacing w:after="0" w:before="0"/>
-      </w:pPr>
-      <w:r>
-        <w:rPr>
-          <w:b w:val="0"/>
-          <w:sz w:val="20"/>
-        </w:rPr>
-        <w:t>Positive Marks: 1</w:t>
-      </w:r>
-    </w:p>
-    <w:p>
-      <w:pPr>
-        <w:spacing w:after="160" w:before="0"/>
-      </w:pPr>
-      <w:r>
-        <w:rPr>
-          <w:b w:val="0"/>
-          <w:sz w:val="20"/>
-        </w:rPr>
-        <w:t>Negative Marks: 0.25</w:t>
-      </w:r>
-    </w:p>
-    <w:p>
-      <w:pPr>
-        <w:spacing w:after="20" w:before="120"/>
-      </w:pPr>
-      <w:r>
-        <w:rPr>
-          <w:b/>
-          <w:sz w:val="22"/>
-        </w:rPr>
-        <w:t>Question: Which action should be taken when hands are soiled with visible particles?</w:t>
-      </w:r>
-    </w:p>
-    <w:p>
-      <w:pPr>
-        <w:spacing w:after="0" w:before="0"/>
-      </w:pPr>
-      <w:r>
-        <w:rPr>
-          <w:b w:val="0"/>
-          <w:sz w:val="22"/>
-        </w:rPr>
-        <w:t>(a) Hand washing with soap &amp; water</w:t>
-      </w:r>
-    </w:p>
-    <w:p>
-      <w:pPr>
-        <w:spacing w:after="0" w:before="0"/>
-      </w:pPr>
-      <w:r>
-        <w:rPr>
-          <w:b w:val="0"/>
-          <w:sz w:val="22"/>
-        </w:rPr>
-        <w:t>(b) Do not assist to doctor</w:t>
-      </w:r>
-    </w:p>
-    <w:p>
-      <w:pPr>
-        <w:spacing w:after="0" w:before="0"/>
-      </w:pPr>
-      <w:r>
-        <w:rPr>
-          <w:b w:val="0"/>
-          <w:sz w:val="22"/>
-        </w:rPr>
-        <w:t>(c) Hand clean with hand rub or sanitizer</w:t>
-      </w:r>
-    </w:p>
-    <w:p>
-      <w:pPr>
-        <w:spacing w:after="0" w:before="0"/>
-      </w:pPr>
-      <w:r>
-        <w:rPr>
-          <w:b w:val="0"/>
-          <w:sz w:val="22"/>
-        </w:rPr>
-        <w:t>(d) Do not touch the patient</w:t>
-      </w:r>
-    </w:p>
-    <w:p>
-      <w:pPr>
-        <w:spacing w:after="0" w:before="40"/>
-      </w:pPr>
-      <w:r>
-        <w:rPr>
-          <w:b/>
-          <w:sz w:val="22"/>
-        </w:rPr>
-        <w:t>Answer: a</w:t>
-      </w:r>
-    </w:p>
-    <w:p>
-      <w:pPr>
-        <w:spacing w:after="0" w:before="0"/>
-      </w:pPr>
-      <w:r>
-        <w:rPr>
-          <w:b w:val="0"/>
-          <w:sz w:val="21"/>
-        </w:rPr>
-        <w:t>Solution: If hands are soiled with visible particles, the appropriate action to be taken is hand washing with soap and water (option B). Hand rubs or sanitizers are effective for routine hand hygiene practices when the hands are not visibly soiled. However, when the hands are visibly dirty or contaminated Hand washing Hand washing with visible particles, it is necessary to perform hand washing using soap and water. Hand washing with soap and water helps physically remove dirt, soil, and contaminants from the hands. It is important to wash all surfaces of the hands, including between the fingers and under the nails, for a minimum of 20 seconds. Following proper hand hygiene practices in different situations helps maintain hand cleanliness and reduce the risk of infection transmission.</w:t>
-      </w:r>
-    </w:p>
-    <w:p>
-      <w:pPr>
-        <w:spacing w:after="0" w:before="0"/>
-      </w:pPr>
-      <w:r>
-        <w:rPr>
-          <w:b w:val="0"/>
-          <w:sz w:val="20"/>
-        </w:rPr>
-        <w:t>Positive Marks: 1</w:t>
-      </w:r>
-    </w:p>
-    <w:p>
-      <w:pPr>
-        <w:spacing w:after="160" w:before="0"/>
-      </w:pPr>
-      <w:r>
-        <w:rPr>
-          <w:b w:val="0"/>
-          <w:sz w:val="20"/>
-        </w:rPr>
-        <w:t>Negative Marks: 0.25</w:t>
-      </w:r>
-    </w:p>
-    <w:p>
-      <w:pPr>
-        <w:spacing w:after="20" w:before="120"/>
-      </w:pPr>
-      <w:r>
-        <w:rPr>
-          <w:b/>
-          <w:sz w:val="22"/>
-        </w:rPr>
-        <w:t>Question: The Jallianwala Bagh massacre took place in which year?</w:t>
-      </w:r>
-    </w:p>
-    <w:p>
-      <w:pPr>
-        <w:spacing w:after="0" w:before="0"/>
-      </w:pPr>
-      <w:r>
-        <w:rPr>
-          <w:b w:val="0"/>
-          <w:sz w:val="22"/>
-        </w:rPr>
-        <w:t>(a) 1930</w:t>
-      </w:r>
-    </w:p>
-    <w:p>
-      <w:pPr>
-        <w:spacing w:after="0" w:before="0"/>
-      </w:pPr>
-      <w:r>
-        <w:rPr>
-          <w:b w:val="0"/>
-          <w:sz w:val="22"/>
-        </w:rPr>
-        <w:t>(b) 1921</w:t>
-      </w:r>
-    </w:p>
-    <w:p>
-      <w:pPr>
-        <w:spacing w:after="0" w:before="0"/>
-      </w:pPr>
-      <w:r>
-        <w:rPr>
-          <w:b w:val="0"/>
-          <w:sz w:val="22"/>
-        </w:rPr>
-        <w:t>(c) 1919</w:t>
-      </w:r>
-    </w:p>
-    <w:p>
-      <w:pPr>
-        <w:spacing w:after="0" w:before="0"/>
-      </w:pPr>
-      <w:r>
-        <w:rPr>
-          <w:b w:val="0"/>
-          <w:sz w:val="22"/>
-        </w:rPr>
-        <w:t>(d) 1917</w:t>
-      </w:r>
-    </w:p>
-    <w:p>
-      <w:pPr>
-        <w:spacing w:after="0" w:before="40"/>
-      </w:pPr>
-      <w:r>
-        <w:rPr>
-          <w:b/>
-          <w:sz w:val="22"/>
-        </w:rPr>
-        <w:t>Answer: c</w:t>
-      </w:r>
-    </w:p>
-    <w:p>
-      <w:pPr>
-        <w:spacing w:after="0" w:before="0"/>
-      </w:pPr>
-      <w:r>
-        <w:rPr>
-          <w:b w:val="0"/>
-          <w:sz w:val="21"/>
-        </w:rPr>
-        <w:t>Solution: The Jallianwala Bagh massacre occurred on 13 April 1919 in Amritsar, Punjab, under General Dyer.</w:t>
-      </w:r>
-    </w:p>
-    <w:p>
-      <w:pPr>
-        <w:spacing w:after="0" w:before="0"/>
-      </w:pPr>
-      <w:r>
-        <w:rPr>
-          <w:b w:val="0"/>
-          <w:sz w:val="20"/>
-        </w:rPr>
-        <w:t>Positive Marks: 1</w:t>
-      </w:r>
-    </w:p>
-    <w:p>
-      <w:pPr>
-        <w:spacing w:after="160" w:before="0"/>
-      </w:pPr>
-      <w:r>
-        <w:rPr>
-          <w:b w:val="0"/>
-          <w:sz w:val="20"/>
-        </w:rPr>
-        <w:t>Negative Marks: 0.25</w:t>
-      </w:r>
-    </w:p>
-    <w:p>
-      <w:pPr>
-        <w:spacing w:after="20" w:before="120"/>
-      </w:pPr>
-      <w:r>
-        <w:rPr>
-          <w:b/>
-          <w:sz w:val="22"/>
-        </w:rPr>
-        <w:t>Question: Bullet train in india was run with the help of which country?</w:t>
-      </w:r>
-    </w:p>
-    <w:p>
-      <w:pPr>
-        <w:spacing w:after="0" w:before="0"/>
-      </w:pPr>
-      <w:r>
-        <w:rPr>
-          <w:b w:val="0"/>
-          <w:sz w:val="22"/>
-        </w:rPr>
-        <w:t>(a) Japan</w:t>
-      </w:r>
-    </w:p>
-    <w:p>
-      <w:pPr>
-        <w:spacing w:after="0" w:before="0"/>
-      </w:pPr>
-      <w:r>
-        <w:rPr>
-          <w:b w:val="0"/>
-          <w:sz w:val="22"/>
-        </w:rPr>
-        <w:t>(b) USA</w:t>
-      </w:r>
-    </w:p>
-    <w:p>
-      <w:pPr>
-        <w:spacing w:after="0" w:before="0"/>
-      </w:pPr>
-      <w:r>
-        <w:rPr>
-          <w:b w:val="0"/>
-          <w:sz w:val="22"/>
-        </w:rPr>
-        <w:t>(c) China</w:t>
-      </w:r>
-    </w:p>
-    <w:p>
-      <w:pPr>
-        <w:spacing w:after="0" w:before="0"/>
-      </w:pPr>
-      <w:r>
-        <w:rPr>
-          <w:b w:val="0"/>
-          <w:sz w:val="22"/>
-        </w:rPr>
-        <w:t>(d) Russia</w:t>
-      </w:r>
-    </w:p>
-    <w:p>
-      <w:pPr>
-        <w:spacing w:after="0" w:before="40"/>
-      </w:pPr>
-      <w:r>
-        <w:rPr>
-          <w:b/>
-          <w:sz w:val="22"/>
-        </w:rPr>
-        <w:t>Answer: a</w:t>
-      </w:r>
-    </w:p>
-    <w:p>
-      <w:pPr>
-        <w:spacing w:after="0" w:before="0"/>
-      </w:pPr>
-      <w:r>
-        <w:rPr>
-          <w:b w:val="0"/>
-          <w:sz w:val="21"/>
-        </w:rPr>
-        <w:t>Solution: The Mumbai-Ahmedabad High-Speed Rail (Bullet Train) corridor is being developed with financial and technical assistance from Japan.</w:t>
-      </w:r>
-    </w:p>
-    <w:p>
-      <w:pPr>
-        <w:spacing w:after="0" w:before="0"/>
-      </w:pPr>
-      <w:r>
-        <w:rPr>
-          <w:b w:val="0"/>
-          <w:sz w:val="20"/>
-        </w:rPr>
-        <w:t>Positive Marks: 1</w:t>
-      </w:r>
-    </w:p>
-    <w:p>
-      <w:pPr>
-        <w:spacing w:after="160" w:before="0"/>
-      </w:pPr>
-      <w:r>
-        <w:rPr>
-          <w:b w:val="0"/>
-          <w:sz w:val="20"/>
-        </w:rPr>
-        <w:t>Negative Marks: 0.25</w:t>
-      </w:r>
-    </w:p>
-    <w:p>
-      <w:pPr>
-        <w:spacing w:after="20" w:before="120"/>
-      </w:pPr>
-      <w:r>
-        <w:rPr>
-          <w:b/>
-          <w:sz w:val="22"/>
-        </w:rPr>
-        <w:t>Question: A train travels 60 km in 45 minutes. What is its speed in km/hour?</w:t>
-      </w:r>
-    </w:p>
-    <w:p>
-      <w:pPr>
-        <w:spacing w:after="0" w:before="0"/>
-      </w:pPr>
-      <w:r>
-        <w:rPr>
-          <w:b w:val="0"/>
-          <w:sz w:val="22"/>
-        </w:rPr>
-        <w:t>(a) 80 km/hr</w:t>
-      </w:r>
-    </w:p>
-    <w:p>
-      <w:pPr>
-        <w:spacing w:after="0" w:before="0"/>
-      </w:pPr>
-      <w:r>
-        <w:rPr>
-          <w:b w:val="0"/>
-          <w:sz w:val="22"/>
-        </w:rPr>
-        <w:t>(b) 75 km/hr</w:t>
-      </w:r>
-    </w:p>
-    <w:p>
-      <w:pPr>
-        <w:spacing w:after="0" w:before="0"/>
-      </w:pPr>
-      <w:r>
-        <w:rPr>
-          <w:b w:val="0"/>
-          <w:sz w:val="22"/>
-        </w:rPr>
-        <w:t>(c) 90 km/hr</w:t>
-      </w:r>
-    </w:p>
-    <w:p>
-      <w:pPr>
-        <w:spacing w:after="0" w:before="0"/>
-      </w:pPr>
-      <w:r>
-        <w:rPr>
-          <w:b w:val="0"/>
-          <w:sz w:val="22"/>
-        </w:rPr>
-        <w:t>(d) 60 km/hr</w:t>
-      </w:r>
-    </w:p>
-    <w:p>
-      <w:pPr>
-        <w:spacing w:after="0" w:before="40"/>
-      </w:pPr>
-      <w:r>
-        <w:rPr>
-          <w:b/>
-          <w:sz w:val="22"/>
-        </w:rPr>
-        <w:t>Answer: a</w:t>
-      </w:r>
-    </w:p>
-    <w:p>
-      <w:pPr>
-        <w:spacing w:after="0" w:before="0"/>
-      </w:pPr>
-      <w:r>
-        <w:rPr>
-          <w:b w:val="0"/>
-          <w:sz w:val="21"/>
-        </w:rPr>
-        <w:t>Solution: Speed = distance ÷ time = 60 km ÷ 0.75 hr = 80 km/hr.</w:t>
-      </w:r>
-    </w:p>
-    <w:p>
-      <w:pPr>
-        <w:spacing w:after="0" w:before="0"/>
-      </w:pPr>
-      <w:r>
-        <w:rPr>
-          <w:b w:val="0"/>
-          <w:sz w:val="20"/>
-        </w:rPr>
-        <w:t>Positive Marks: 1</w:t>
-      </w:r>
-    </w:p>
-    <w:p>
-      <w:pPr>
-        <w:spacing w:after="160" w:before="0"/>
-      </w:pPr>
-      <w:r>
-        <w:rPr>
-          <w:b w:val="0"/>
-          <w:sz w:val="20"/>
-        </w:rPr>
-        <w:t>Negative Marks: 0.25</w:t>
-      </w:r>
-    </w:p>
-    <w:p>
-      <w:pPr>
-        <w:spacing w:after="20" w:before="120"/>
-      </w:pPr>
-      <w:r>
-        <w:rPr>
-          <w:b/>
-          <w:sz w:val="22"/>
-        </w:rPr>
-        <w:t>Question: If 'PENCIL' is coded as 'QFO DJM', how is 'PAPER' coded?</w:t>
-      </w:r>
-    </w:p>
-    <w:p>
-      <w:pPr>
-        <w:spacing w:after="0" w:before="0"/>
-      </w:pPr>
-      <w:r>
-        <w:rPr>
-          <w:b w:val="0"/>
-          <w:sz w:val="22"/>
-        </w:rPr>
-        <w:t>(a) QBQFT</w:t>
-      </w:r>
-    </w:p>
-    <w:p>
-      <w:pPr>
-        <w:spacing w:after="0" w:before="0"/>
-      </w:pPr>
-      <w:r>
-        <w:rPr>
-          <w:b w:val="0"/>
-          <w:sz w:val="22"/>
-        </w:rPr>
-        <w:t>(b) PBQFS</w:t>
-      </w:r>
-    </w:p>
-    <w:p>
-      <w:pPr>
-        <w:spacing w:after="0" w:before="0"/>
-      </w:pPr>
-      <w:r>
-        <w:rPr>
-          <w:b w:val="0"/>
-          <w:sz w:val="22"/>
-        </w:rPr>
-        <w:t>(c) QBRFS</w:t>
-      </w:r>
-    </w:p>
-    <w:p>
-      <w:pPr>
-        <w:spacing w:after="0" w:before="0"/>
-      </w:pPr>
-      <w:r>
-        <w:rPr>
-          <w:b w:val="0"/>
-          <w:sz w:val="22"/>
-        </w:rPr>
-        <w:t>(d) QBQFS</w:t>
-      </w:r>
-    </w:p>
-    <w:p>
-      <w:pPr>
-        <w:spacing w:after="0" w:before="40"/>
-      </w:pPr>
-      <w:r>
-        <w:rPr>
-          <w:b/>
-          <w:sz w:val="22"/>
-        </w:rPr>
-        <w:t>Answer: d</w:t>
-      </w:r>
-    </w:p>
-    <w:p>
-      <w:pPr>
-        <w:spacing w:after="0" w:before="0"/>
-      </w:pPr>
-      <w:r>
-        <w:rPr>
-          <w:b w:val="0"/>
-          <w:sz w:val="21"/>
-        </w:rPr>
-        <w:t>Solution: Each letter moves one step forward: PAPER → QBQFS.</w:t>
-      </w:r>
-    </w:p>
-    <w:p>
-      <w:pPr>
-        <w:spacing w:after="0" w:before="0"/>
-      </w:pPr>
-      <w:r>
-        <w:rPr>
-          <w:b w:val="0"/>
-          <w:sz w:val="20"/>
-        </w:rPr>
-        <w:t>Positive Marks: 1</w:t>
-      </w:r>
-    </w:p>
-    <w:p>
-      <w:pPr>
-        <w:spacing w:after="160" w:before="0"/>
-      </w:pPr>
-      <w:r>
-        <w:rPr>
-          <w:b w:val="0"/>
-          <w:sz w:val="20"/>
-        </w:rPr>
-        <w:t>Negative Marks: 0.25</w:t>
+      <w:r>
+        <w:t xml:space="preserve">Question: The national flower of India is the</w:t>
+      </w:r>
+    </w:p>
+    <w:p>
+      <w:r>
+        <w:t xml:space="preserve">(a) Lotus</w:t>
+      </w:r>
+    </w:p>
+    <w:p>
+      <w:r>
+        <w:t xml:space="preserve">(b) Rose</w:t>
+      </w:r>
+    </w:p>
+    <w:p>
+      <w:r>
+        <w:t xml:space="preserve">(c) Sunflower</w:t>
+      </w:r>
+    </w:p>
+    <w:p>
+      <w:r>
+        <w:t xml:space="preserve">(d) Marigold</w:t>
+      </w:r>
+    </w:p>
+    <w:p>
+      <w:r>
+        <w:t xml:space="preserve">Answer: a</w:t>
+      </w:r>
+    </w:p>
+    <w:p>
+      <w:r>
+        <w:t xml:space="preserve">Solution: ✅ Correct Answer: a</w:t>
+      </w:r>
+    </w:p>
+    <w:p>
+      <w:r>
+        <w:t xml:space="preserve">🧠 Reasoning: The lotus (Nelumbo nucifera) is the national flower of India — the Bengal tiger is the national animal and the peacock the national bird.</w:t>
+      </w:r>
+    </w:p>
+    <w:p>
+      <w:r>
+        <w:t xml:space="preserve">❌ Why Not Other Options?</w:t>
+      </w:r>
+    </w:p>
+    <w:p>
+      <w:r>
+        <w:t xml:space="preserve">(b) — The rose is not a national symbol.</w:t>
+      </w:r>
+    </w:p>
+    <w:p>
+      <w:r>
+        <w:t xml:space="preserve">(c) — The sunflower is not a national symbol.</w:t>
+      </w:r>
+    </w:p>
+    <w:p>
+      <w:r>
+        <w:t xml:space="preserve">(d) — The marigold is culturally important but not national.</w:t>
+      </w:r>
+    </w:p>
+    <w:p>
+      <w:r>
+        <w:t xml:space="preserve">⚠️ Exam Trap: The national symbols list — "flower = lotus, animal = tiger, bird = peacock, tree = banyan, fruit = mango" — is a one-line revision for GK.</w:t>
+      </w:r>
+    </w:p>
+    <w:p>
+      <w:r>
+        <w:t xml:space="preserve">💎 PNC Pearl: "Lotus the flower, tiger the beast, peacock the bird — the national trio."</w:t>
+      </w:r>
+    </w:p>
+    <w:p>
+      <w:r>
+        <w:t xml:space="preserve">Positive Marks: 1</w:t>
+      </w:r>
+    </w:p>
+    <w:p>
+      <w:r>
+        <w:t xml:space="preserve">Negative Marks: 0.25</w:t>
+      </w:r>
+    </w:p>
+    <w:p>
+      <w:r>
+        <w:t xml:space="preserve"/>
+      </w:r>
+    </w:p>
+    <w:p>
+      <w:r>
+        <w:t xml:space="preserve">Question: The first person to walk on the moon was</w:t>
+      </w:r>
+    </w:p>
+    <w:p>
+      <w:r>
+        <w:t xml:space="preserve">(a) Yuri Gagarin</w:t>
+      </w:r>
+    </w:p>
+    <w:p>
+      <w:r>
+        <w:t xml:space="preserve">(b) Neil Armstrong</w:t>
+      </w:r>
+    </w:p>
+    <w:p>
+      <w:r>
+        <w:t xml:space="preserve">(c) Buzz Aldrin</w:t>
+      </w:r>
+    </w:p>
+    <w:p>
+      <w:r>
+        <w:t xml:space="preserve">(d) Michael Collins</w:t>
+      </w:r>
+    </w:p>
+    <w:p>
+      <w:r>
+        <w:t xml:space="preserve">Answer: b</w:t>
+      </w:r>
+    </w:p>
+    <w:p>
+      <w:r>
+        <w:t xml:space="preserve">Solution: ✅ Correct Answer: b</w:t>
+      </w:r>
+    </w:p>
+    <w:p>
+      <w:r>
+        <w:t xml:space="preserve">🧠 Reasoning: Neil Armstrong walked on the moon on 20 July 1969 during Apollo 11 — "one small step for man, one giant leap for mankind."</w:t>
+      </w:r>
+    </w:p>
+    <w:p>
+      <w:r>
+        <w:t xml:space="preserve">❌ Why Not Other Options?</w:t>
+      </w:r>
+    </w:p>
+    <w:p>
+      <w:r>
+        <w:t xml:space="preserve">(a) — Yuri Gagarin was the FIRST MAN IN SPACE (1961), not the first on the moon.</w:t>
+      </w:r>
+    </w:p>
+    <w:p>
+      <w:r>
+        <w:t xml:space="preserve">(c) — Buzz Aldrin walked SECOND on the moon.</w:t>
+      </w:r>
+    </w:p>
+    <w:p>
+      <w:r>
+        <w:t xml:space="preserve">(d) — Michael Collins stayed in lunar orbit — he never walked.</w:t>
+      </w:r>
+    </w:p>
+    <w:p>
+      <w:r>
+        <w:t xml:space="preserve">⚠️ Exam Trap: "First in space = Gagarin; first on the moon = Armstrong" — the 'first' achievements are the exam answers.</w:t>
+      </w:r>
+    </w:p>
+    <w:p>
+      <w:r>
+        <w:t xml:space="preserve">💎 PNC Pearl: "Gagarin opened space; Armstrong opened the moon."</w:t>
+      </w:r>
+    </w:p>
+    <w:p>
+      <w:r>
+        <w:t xml:space="preserve">Positive Marks: 1</w:t>
+      </w:r>
+    </w:p>
+    <w:p>
+      <w:r>
+        <w:t xml:space="preserve">Negative Marks: 0.25</w:t>
+      </w:r>
+    </w:p>
+    <w:p>
+      <w:r>
+        <w:t xml:space="preserve"/>
+      </w:r>
+    </w:p>
+    <w:p>
+      <w:r>
+        <w:t xml:space="preserve">Question: The currency of the United Kingdom is the</w:t>
+      </w:r>
+    </w:p>
+    <w:p>
+      <w:r>
+        <w:t xml:space="preserve">(a) Euro</w:t>
+      </w:r>
+    </w:p>
+    <w:p>
+      <w:r>
+        <w:t xml:space="preserve">(b) Dollar</w:t>
+      </w:r>
+    </w:p>
+    <w:p>
+      <w:r>
+        <w:t xml:space="preserve">(c) Pound sterling</w:t>
+      </w:r>
+    </w:p>
+    <w:p>
+      <w:r>
+        <w:t xml:space="preserve">(d) Franc</w:t>
+      </w:r>
+    </w:p>
+    <w:p>
+      <w:r>
+        <w:t xml:space="preserve">Answer: c</w:t>
+      </w:r>
+    </w:p>
+    <w:p>
+      <w:r>
+        <w:t xml:space="preserve">Solution: ✅ Correct Answer: c</w:t>
+      </w:r>
+    </w:p>
+    <w:p>
+      <w:r>
+        <w:t xml:space="preserve">🧠 Reasoning: The pound sterling (GBP) is the currency of the United Kingdom — the UK does not use the euro.</w:t>
+      </w:r>
+    </w:p>
+    <w:p>
+      <w:r>
+        <w:t xml:space="preserve">❌ Why Not Other Options?</w:t>
+      </w:r>
+    </w:p>
+    <w:p>
+      <w:r>
+        <w:t xml:space="preserve">(a) — The euro is used by most EU member states, not the UK.</w:t>
+      </w:r>
+    </w:p>
+    <w:p>
+      <w:r>
+        <w:t xml:space="preserve">(b) — The dollar belongs to the USA.</w:t>
+      </w:r>
+    </w:p>
+    <w:p>
+      <w:r>
+        <w:t xml:space="preserve">(d) — The franc was used in France and Switzerland.</w:t>
+      </w:r>
+    </w:p>
+    <w:p>
+      <w:r>
+        <w:t xml:space="preserve">⚠️ Exam Trap: "UK = pound (GBP), not euro" — the UK kept its currency while many EU countries adopted the euro; a frequent GK trap.</w:t>
+      </w:r>
+    </w:p>
+    <w:p>
+      <w:r>
+        <w:t xml:space="preserve">💎 PNC Pearl: "Pound in the UK, euro on the continent — the Channel keeps the currencies apart."</w:t>
+      </w:r>
+    </w:p>
+    <w:p>
+      <w:r>
+        <w:t xml:space="preserve">Positive Marks: 1</w:t>
+      </w:r>
+    </w:p>
+    <w:p>
+      <w:r>
+        <w:t xml:space="preserve">Negative Marks: 0.25</w:t>
+      </w:r>
+    </w:p>
+    <w:p>
+      <w:r>
+        <w:t xml:space="preserve"/>
+      </w:r>
+    </w:p>
+    <w:p>
+      <w:r>
+        <w:t xml:space="preserve">Question: The International Day of Yoga is celebrated on</w:t>
+      </w:r>
+    </w:p>
+    <w:p>
+      <w:r>
+        <w:t xml:space="preserve">(a) June 21</w:t>
+      </w:r>
+    </w:p>
+    <w:p>
+      <w:r>
+        <w:t xml:space="preserve">(b) January 26</w:t>
+      </w:r>
+    </w:p>
+    <w:p>
+      <w:r>
+        <w:t xml:space="preserve">(c) August 15</w:t>
+      </w:r>
+    </w:p>
+    <w:p>
+      <w:r>
+        <w:t xml:space="preserve">(d) December 2</w:t>
+      </w:r>
+    </w:p>
+    <w:p>
+      <w:r>
+        <w:t xml:space="preserve">Answer: a</w:t>
+      </w:r>
+    </w:p>
+    <w:p>
+      <w:r>
+        <w:t xml:space="preserve">Solution: ✅ Correct Answer: a</w:t>
+      </w:r>
+    </w:p>
+    <w:p>
+      <w:r>
+        <w:t xml:space="preserve">🧠 Reasoning: International Yoga Day is observed on 21 June every year, following India's proposal adopted by the UN in 2014 — the date marks the summer solstice.</w:t>
+      </w:r>
+    </w:p>
+    <w:p>
+      <w:r>
+        <w:t xml:space="preserve">❌ Why Not Other Options?</w:t>
+      </w:r>
+    </w:p>
+    <w:p>
+      <w:r>
+        <w:t xml:space="preserve">(b) — January 26 is India's Republic Day.</w:t>
+      </w:r>
+    </w:p>
+    <w:p>
+      <w:r>
+        <w:t xml:space="preserve">(c) — August 15 is Independence Day.</w:t>
+      </w:r>
+    </w:p>
+    <w:p>
+      <w:r>
+        <w:t xml:space="preserve">(d) — December 2 is not related to yoga.</w:t>
+      </w:r>
+    </w:p>
+    <w:p>
+      <w:r>
+        <w:t xml:space="preserve">⚠️ Exam Trap: "Yoga = June 21 (summer solstice)" — a current-affairs date that reappears in GK papers.</w:t>
+      </w:r>
+    </w:p>
+    <w:p>
+      <w:r>
+        <w:t xml:space="preserve">💎 PNC Pearl: "June 21 — the longest day of the year, stretched into a yoga pose."</w:t>
+      </w:r>
+    </w:p>
+    <w:p>
+      <w:r>
+        <w:t xml:space="preserve">Positive Marks: 1</w:t>
+      </w:r>
+    </w:p>
+    <w:p>
+      <w:r>
+        <w:t xml:space="preserve">Negative Marks: 0.25</w:t>
+      </w:r>
+    </w:p>
+    <w:p>
+      <w:r>
+        <w:t xml:space="preserve"/>
+      </w:r>
+    </w:p>
+    <w:p>
+      <w:r>
+        <w:t xml:space="preserve">Question: A train covers 150 km in 3 hours. Its average speed is</w:t>
+      </w:r>
+    </w:p>
+    <w:p>
+      <w:r>
+        <w:t xml:space="preserve">(a) 40 km/hr</w:t>
+      </w:r>
+    </w:p>
+    <w:p>
+      <w:r>
+        <w:t xml:space="preserve">(b) 50 km/hr</w:t>
+      </w:r>
+    </w:p>
+    <w:p>
+      <w:r>
+        <w:t xml:space="preserve">(c) 60 km/hr</w:t>
+      </w:r>
+    </w:p>
+    <w:p>
+      <w:r>
+        <w:t xml:space="preserve">(d) 75 km/hr</w:t>
+      </w:r>
+    </w:p>
+    <w:p>
+      <w:r>
+        <w:t xml:space="preserve">Answer: b</w:t>
+      </w:r>
+    </w:p>
+    <w:p>
+      <w:r>
+        <w:t xml:space="preserve">Solution: ✅ Correct Answer: b</w:t>
+      </w:r>
+    </w:p>
+    <w:p>
+      <w:r>
+        <w:t xml:space="preserve">🧠 Reasoning: Speed = distance ÷ time = 150 ÷ 3 = 50 km/hr.</w:t>
+      </w:r>
+    </w:p>
+    <w:p>
+      <w:r>
+        <w:t xml:space="preserve">❌ Why Not Other Options?</w:t>
+      </w:r>
+    </w:p>
+    <w:p>
+      <w:r>
+        <w:t xml:space="preserve">(a) — 40 km/hr would need 3.75 hours.</w:t>
+      </w:r>
+    </w:p>
+    <w:p>
+      <w:r>
+        <w:t xml:space="preserve">(c) — 60 km/hr would cover 180 km in 3 hours.</w:t>
+      </w:r>
+    </w:p>
+    <w:p>
+      <w:r>
+        <w:t xml:space="preserve">(d) — 75 km/hr would cover 225 km in 3 hours.</w:t>
+      </w:r>
+    </w:p>
+    <w:p>
+      <w:r>
+        <w:t xml:space="preserve">⚠️ Exam Trap: "Speed = distance ÷ time" — divide, don't multiply, and sanity-check that the result is plausible for a train.</w:t>
+      </w:r>
+    </w:p>
+    <w:p>
+      <w:r>
+        <w:t xml:space="preserve">💎 PNC Pearl: "150 in 3 hours = 50 per hour — divide the journey by the journey time."</w:t>
+      </w:r>
+    </w:p>
+    <w:p>
+      <w:r>
+        <w:t xml:space="preserve">Positive Marks: 1</w:t>
+      </w:r>
+    </w:p>
+    <w:p>
+      <w:r>
+        <w:t xml:space="preserve">Negative Marks: 0.25</w:t>
+      </w:r>
+    </w:p>
+    <w:p>
+      <w:r>
+        <w:t xml:space="preserve"/>
+      </w:r>
+    </w:p>
+    <w:p>
+      <w:r>
+        <w:t xml:space="preserve">Question: The value of 25% of 400 is</w:t>
+      </w:r>
+    </w:p>
+    <w:p>
+      <w:r>
+        <w:t xml:space="preserve">(a) 50</w:t>
+      </w:r>
+    </w:p>
+    <w:p>
+      <w:r>
+        <w:t xml:space="preserve">(b) 75</w:t>
+      </w:r>
+    </w:p>
+    <w:p>
+      <w:r>
+        <w:t xml:space="preserve">(c) 100</w:t>
+      </w:r>
+    </w:p>
+    <w:p>
+      <w:r>
+        <w:t xml:space="preserve">(d) 125</w:t>
+      </w:r>
+    </w:p>
+    <w:p>
+      <w:r>
+        <w:t xml:space="preserve">Answer: c</w:t>
+      </w:r>
+    </w:p>
+    <w:p>
+      <w:r>
+        <w:t xml:space="preserve">Solution: ✅ Correct Answer: c</w:t>
+      </w:r>
+    </w:p>
+    <w:p>
+      <w:r>
+        <w:t xml:space="preserve">🧠 Reasoning: 25% of 400 = (25/100) × 400 = 100. Since 25% is one quarter, 400 ÷ 4 = 100 — the quickest mental path.</w:t>
+      </w:r>
+    </w:p>
+    <w:p>
+      <w:r>
+        <w:t xml:space="preserve">❌ Why Not Other Options?</w:t>
+      </w:r>
+    </w:p>
+    <w:p>
+      <w:r>
+        <w:t xml:space="preserve">(a) — 50 is 12.5% of 400.</w:t>
+      </w:r>
+    </w:p>
+    <w:p>
+      <w:r>
+        <w:t xml:space="preserve">(b) — 75 is 18.75%.</w:t>
+      </w:r>
+    </w:p>
+    <w:p>
+      <w:r>
+        <w:t xml:space="preserve">(d) — 125 is 31.25%.</w:t>
+      </w:r>
+    </w:p>
+    <w:p>
+      <w:r>
+        <w:t xml:space="preserve">⚠️ Exam Trap: "25% = one quarter, 50% = half, 10% = one tenth" — fraction equivalents make percentage questions instant.</w:t>
+      </w:r>
+    </w:p>
+    <w:p>
+      <w:r>
+        <w:t xml:space="preserve">💎 PNC Pearl: "A quarter of 400 is 100 — divide by 4 and you're done."</w:t>
+      </w:r>
+    </w:p>
+    <w:p>
+      <w:r>
+        <w:t xml:space="preserve">Positive Marks: 1</w:t>
+      </w:r>
+    </w:p>
+    <w:p>
+      <w:r>
+        <w:t xml:space="preserve">Negative Marks: 0.25</w:t>
+      </w:r>
+    </w:p>
+    <w:p>
+      <w:r>
+        <w:t xml:space="preserve"/>
+      </w:r>
+    </w:p>
+    <w:p>
+      <w:r>
+        <w:t xml:space="preserve">Question: Find the next number in the series: 5, 10, 20, 40, ?</w:t>
+      </w:r>
+    </w:p>
+    <w:p>
+      <w:r>
+        <w:t xml:space="preserve">(a) 60</w:t>
+      </w:r>
+    </w:p>
+    <w:p>
+      <w:r>
+        <w:t xml:space="preserve">(b) 80</w:t>
+      </w:r>
+    </w:p>
+    <w:p>
+      <w:r>
+        <w:t xml:space="preserve">(c) 100</w:t>
+      </w:r>
+    </w:p>
+    <w:p>
+      <w:r>
+        <w:t xml:space="preserve">(d) 120</w:t>
+      </w:r>
+    </w:p>
+    <w:p>
+      <w:r>
+        <w:t xml:space="preserve">Answer: b</w:t>
+      </w:r>
+    </w:p>
+    <w:p>
+      <w:r>
+        <w:t xml:space="preserve">Solution: ✅ Correct Answer: b</w:t>
+      </w:r>
+    </w:p>
+    <w:p>
+      <w:r>
+        <w:t xml:space="preserve">🧠 Reasoning: Each term doubles the previous — 5, 10, 20, 40 — so the next term is 40 × 2 = 80.</w:t>
+      </w:r>
+    </w:p>
+    <w:p>
+      <w:r>
+        <w:t xml:space="preserve">❌ Why Not Other Options?</w:t>
+      </w:r>
+    </w:p>
+    <w:p>
+      <w:r>
+        <w:t xml:space="preserve">(a) — 60 would add a constant 20, breaking the doubling pattern.</w:t>
+      </w:r>
+    </w:p>
+    <w:p>
+      <w:r>
+        <w:t xml:space="preserve">(c) — 100 has no basis in the pattern.</w:t>
+      </w:r>
+    </w:p>
+    <w:p>
+      <w:r>
+        <w:t xml:space="preserve">(d) — 120 would add 80 — not doubling.</w:t>
+      </w:r>
+    </w:p>
+    <w:p>
+      <w:r>
+        <w:t xml:space="preserve">⚠️ Exam Trap: "When numbers keep doubling, the pattern is ×2" — check multiplication patterns early in series questions.</w:t>
+      </w:r>
+    </w:p>
+    <w:p>
+      <w:r>
+        <w:t xml:space="preserve">💎 PNC Pearl: "5 → 10 → 20 → 40: double, double, double — next stop 80."</w:t>
+      </w:r>
+    </w:p>
+    <w:p>
+      <w:r>
+        <w:t xml:space="preserve">Positive Marks: 1</w:t>
+      </w:r>
+    </w:p>
+    <w:p>
+      <w:r>
+        <w:t xml:space="preserve">Negative Marks: 0.25</w:t>
+      </w:r>
+    </w:p>
+    <w:p>
+      <w:r>
+        <w:t xml:space="preserve"/>
+      </w:r>
+    </w:p>
+    <w:p>
+      <w:r>
+        <w:t xml:space="preserve">Question: Which of the following is application software?</w:t>
+      </w:r>
+    </w:p>
+    <w:p>
+      <w:r>
+        <w:t xml:space="preserve">(a) MS Word</w:t>
+      </w:r>
+    </w:p>
+    <w:p>
+      <w:r>
+        <w:t xml:space="preserve">(b) Windows</w:t>
+      </w:r>
+    </w:p>
+    <w:p>
+      <w:r>
+        <w:t xml:space="preserve">(c) Linux</w:t>
+      </w:r>
+    </w:p>
+    <w:p>
+      <w:r>
+        <w:t xml:space="preserve">(d) macOS</w:t>
+      </w:r>
+    </w:p>
+    <w:p>
+      <w:r>
+        <w:t xml:space="preserve">Answer: a</w:t>
+      </w:r>
+    </w:p>
+    <w:p>
+      <w:r>
+        <w:t xml:space="preserve">Solution: ✅ Correct Answer: a</w:t>
+      </w:r>
+    </w:p>
+    <w:p>
+      <w:r>
+        <w:t xml:space="preserve">🧠 Reasoning: MS Word is application software that performs a specific task — word processing.</w:t>
+      </w:r>
+    </w:p>
+    <w:p>
+      <w:r>
+        <w:t xml:space="preserve">❌ Why Not Other Options?</w:t>
+      </w:r>
+    </w:p>
+    <w:p>
+      <w:r>
+        <w:t xml:space="preserve">(b) — Windows is an OPERATING SYSTEM.</w:t>
+      </w:r>
+    </w:p>
+    <w:p>
+      <w:r>
+        <w:t xml:space="preserve">(c) — Linux is an operating system.</w:t>
+      </w:r>
+    </w:p>
+    <w:p>
+      <w:r>
+        <w:t xml:space="preserve">(d) — macOS is an operating system.</w:t>
+      </w:r>
+    </w:p>
+    <w:p>
+      <w:r>
+        <w:t xml:space="preserve">⚠️ Exam Trap: "OS = Windows/Linux/macOS/Android; applications = Word, Excel, Chrome, Photoshop" — the system-vs-application split is a standard computer-basics question.</w:t>
+      </w:r>
+    </w:p>
+    <w:p>
+      <w:r>
+        <w:t xml:space="preserve">💎 PNC Pearl: "The OS runs the house; Word, Excel, and Chrome are the workers inside it."</w:t>
+      </w:r>
+    </w:p>
+    <w:p>
+      <w:r>
+        <w:t xml:space="preserve">Positive Marks: 1</w:t>
+      </w:r>
+    </w:p>
+    <w:p>
+      <w:r>
+        <w:t xml:space="preserve">Negative Marks: 0.25</w:t>
+      </w:r>
+    </w:p>
+    <w:p>
+      <w:r>
+        <w:t xml:space="preserve"/>
+      </w:r>
+    </w:p>
+    <w:p>
+      <w:r>
+        <w:t xml:space="preserve">Question: The keyboard shortcut Ctrl + S is used to</w:t>
+      </w:r>
+    </w:p>
+    <w:p>
+      <w:r>
+        <w:t xml:space="preserve">(a) Save the current file</w:t>
+      </w:r>
+    </w:p>
+    <w:p>
+      <w:r>
+        <w:t xml:space="preserve">(b) Print the file</w:t>
+      </w:r>
+    </w:p>
+    <w:p>
+      <w:r>
+        <w:t xml:space="preserve">(c) Close the file</w:t>
+      </w:r>
+    </w:p>
+    <w:p>
+      <w:r>
+        <w:t xml:space="preserve">(d) Copy the file</w:t>
+      </w:r>
+    </w:p>
+    <w:p>
+      <w:r>
+        <w:t xml:space="preserve">Answer: a</w:t>
+      </w:r>
+    </w:p>
+    <w:p>
+      <w:r>
+        <w:t xml:space="preserve">Solution: ✅ Correct Answer: a</w:t>
+      </w:r>
+    </w:p>
+    <w:p>
+      <w:r>
+        <w:t xml:space="preserve">🧠 Reasoning: Ctrl+S saves the current document or file.</w:t>
+      </w:r>
+    </w:p>
+    <w:p>
+      <w:r>
+        <w:t xml:space="preserve">❌ Why Not Other Options?</w:t>
+      </w:r>
+    </w:p>
+    <w:p>
+      <w:r>
+        <w:t xml:space="preserve">(b) — Ctrl+P PRINTS.</w:t>
+      </w:r>
+    </w:p>
+    <w:p>
+      <w:r>
+        <w:t xml:space="preserve">(c) — Ctrl+W closes the window.</w:t>
+      </w:r>
+    </w:p>
+    <w:p>
+      <w:r>
+        <w:t xml:space="preserve">(d) — Ctrl+C copies.</w:t>
+      </w:r>
+    </w:p>
+    <w:p>
+      <w:r>
+        <w:t xml:space="preserve">⚠️ Exam Trap: "S = Save, P = Print, C = Copy, X = Cut, V = Paste, Z = Undo" — the single-letter shortcut set is a frequent computer question.</w:t>
+      </w:r>
+    </w:p>
+    <w:p>
+      <w:r>
+        <w:t xml:space="preserve">💎 PNC Pearl: "S saves — press Ctrl+S often so your work survives."</w:t>
+      </w:r>
+    </w:p>
+    <w:p>
+      <w:r>
+        <w:t xml:space="preserve">Positive Marks: 1</w:t>
+      </w:r>
+    </w:p>
+    <w:p>
+      <w:r>
+        <w:t xml:space="preserve">Negative Marks: 0.25</w:t>
+      </w:r>
+    </w:p>
+    <w:p>
+      <w:r>
+        <w:t xml:space="preserve"/>
+      </w:r>
+    </w:p>
+    <w:p>
+      <w:r>
+        <w:t xml:space="preserve">Question: The device that converts digital signals from a computer into analog signals for transmission over telephone lines is a</w:t>
+      </w:r>
+    </w:p>
+    <w:p>
+      <w:r>
+        <w:t xml:space="preserve">(a) Modem</w:t>
+      </w:r>
+    </w:p>
+    <w:p>
+      <w:r>
+        <w:t xml:space="preserve">(b) Router</w:t>
+      </w:r>
+    </w:p>
+    <w:p>
+      <w:r>
+        <w:t xml:space="preserve">(c) Scanner</w:t>
+      </w:r>
+    </w:p>
+    <w:p>
+      <w:r>
+        <w:t xml:space="preserve">(d) Plotter</w:t>
+      </w:r>
+    </w:p>
+    <w:p>
+      <w:r>
+        <w:t xml:space="preserve">Answer: a</w:t>
+      </w:r>
+    </w:p>
+    <w:p>
+      <w:r>
+        <w:t xml:space="preserve">Solution: ✅ Correct Answer: a</w:t>
+      </w:r>
+    </w:p>
+    <w:p>
+      <w:r>
+        <w:t xml:space="preserve">🧠 Reasoning: A modem (MODulator-DEModulator) converts digital computer signals into analog signals for the telephone line, and back again at the receiving end.</w:t>
+      </w:r>
+    </w:p>
+    <w:p>
+      <w:r>
+        <w:t xml:space="preserve">❌ Why Not Other Options?</w:t>
+      </w:r>
+    </w:p>
+    <w:p>
+      <w:r>
+        <w:t xml:space="preserve">(b) — A router connects multiple networks and directs data.</w:t>
+      </w:r>
+    </w:p>
+    <w:p>
+      <w:r>
+        <w:t xml:space="preserve">(c) — A scanner inputs images into the computer.</w:t>
+      </w:r>
+    </w:p>
+    <w:p>
+      <w:r>
+        <w:t xml:space="preserve">(d) — A plotter outputs large graphics on paper.</w:t>
+      </w:r>
+    </w:p>
+    <w:p>
+      <w:r>
+        <w:t xml:space="preserve">⚠️ Exam Trap: "MODEM = MODulate + DEModulate" — the name itself describes digital-to-analog conversion; a favourite hardware definition.</w:t>
+      </w:r>
+    </w:p>
+    <w:p>
+      <w:r>
+        <w:t xml:space="preserve">💎 PNC Pearl: "Modem is the translator between the computer's 1s and 0s and the phone line's tones."</w:t>
+      </w:r>
+    </w:p>
+    <w:p>
+      <w:r>
+        <w:t xml:space="preserve">Positive Marks: 1</w:t>
+      </w:r>
+    </w:p>
+    <w:p>
+      <w:r>
+        <w:t xml:space="preserve">Negative Marks: 0.25</w:t>
+      </w:r>
+    </w:p>
+    <w:p>
+      <w:r>
+        <w:t xml:space="preserve">Question: The largest ocean in the world is the</w:t>
+      </w:r>
+    </w:p>
+    <w:p>
+      <w:r>
+        <w:t xml:space="preserve">(a) Atlantic Ocean</w:t>
+      </w:r>
+    </w:p>
+    <w:p>
+      <w:r>
+        <w:t xml:space="preserve">(b) Indian Ocean</w:t>
+      </w:r>
+    </w:p>
+    <w:p>
+      <w:r>
+        <w:t xml:space="preserve">(c) Pacific Ocean</w:t>
+      </w:r>
+    </w:p>
+    <w:p>
+      <w:r>
+        <w:t xml:space="preserve">(d) Arctic Ocean</w:t>
+      </w:r>
+    </w:p>
+    <w:p>
+      <w:r>
+        <w:t xml:space="preserve">Answer: c</w:t>
+      </w:r>
+    </w:p>
+    <w:p>
+      <w:r>
+        <w:t xml:space="preserve">Solution: ✅ Correct Answer: c</w:t>
+      </w:r>
+    </w:p>
+    <w:p>
+      <w:r>
+        <w:t xml:space="preserve">🧠 Reasoning: The Pacific is the largest and deepest ocean, covering about one-third of the Earth's surface.</w:t>
+      </w:r>
+    </w:p>
+    <w:p>
+      <w:r>
+        <w:t xml:space="preserve">❌ Why Not Other Options?</w:t>
+      </w:r>
+    </w:p>
+    <w:p>
+      <w:r>
+        <w:t xml:space="preserve">(a) — The Atlantic is the second largest.</w:t>
+      </w:r>
+    </w:p>
+    <w:p>
+      <w:r>
+        <w:t xml:space="preserve">(b) — The Indian Ocean is the third largest.</w:t>
+      </w:r>
+    </w:p>
+    <w:p>
+      <w:r>
+        <w:t xml:space="preserve">(d) — The Arctic is the smallest ocean.</w:t>
+      </w:r>
+    </w:p>
+    <w:p>
+      <w:r>
+        <w:t xml:space="preserve">⚠️ Exam Trap: Ocean ranking — "Pacific &gt; Atlantic &gt; Indian &gt; Southern &gt; Arctic" — largest to smallest; the Pacific-first rule answers most ocean-size questions.</w:t>
+      </w:r>
+    </w:p>
+    <w:p>
+      <w:r>
+        <w:t xml:space="preserve">💎 PNC Pearl: "Pacific is the biggest pond — larger than all the land on Earth combined."</w:t>
+      </w:r>
+    </w:p>
+    <w:p>
+      <w:r>
+        <w:t xml:space="preserve">Positive Marks: 1</w:t>
+      </w:r>
+    </w:p>
+    <w:p>
+      <w:r>
+        <w:t xml:space="preserve">Negative Marks: 0.25</w:t>
+      </w:r>
+    </w:p>
+    <w:p>
+      <w:r>
+        <w:t xml:space="preserve"/>
+      </w:r>
+    </w:p>
+    <w:p>
+      <w:r>
+        <w:t xml:space="preserve">Question: The first woman Prime Minister of India was</w:t>
+      </w:r>
+    </w:p>
+    <w:p>
+      <w:r>
+        <w:t xml:space="preserve">(a) Indira Gandhi</w:t>
+      </w:r>
+    </w:p>
+    <w:p>
+      <w:r>
+        <w:t xml:space="preserve">(b) Sarojini Naidu</w:t>
+      </w:r>
+    </w:p>
+    <w:p>
+      <w:r>
+        <w:t xml:space="preserve">(c) Pratibha Patil</w:t>
+      </w:r>
+    </w:p>
+    <w:p>
+      <w:r>
+        <w:t xml:space="preserve">(d) Sonia Gandhi</w:t>
+      </w:r>
+    </w:p>
+    <w:p>
+      <w:r>
+        <w:t xml:space="preserve">Answer: a</w:t>
+      </w:r>
+    </w:p>
+    <w:p>
+      <w:r>
+        <w:t xml:space="preserve">Solution: ✅ Correct Answer: a</w:t>
+      </w:r>
+    </w:p>
+    <w:p>
+      <w:r>
+        <w:t xml:space="preserve">🧠 Reasoning: Indira Gandhi became the first woman Prime Minister of India in 1966.</w:t>
+      </w:r>
+    </w:p>
+    <w:p>
+      <w:r>
+        <w:t xml:space="preserve">❌ Why Not Other Options?</w:t>
+      </w:r>
+    </w:p>
+    <w:p>
+      <w:r>
+        <w:t xml:space="preserve">(b) — Sarojini Naidu was the first woman GOVERNOR, not PM.</w:t>
+      </w:r>
+    </w:p>
+    <w:p>
+      <w:r>
+        <w:t xml:space="preserve">(c) — Pratibha Patil was the first woman PRESIDENT (2007).</w:t>
+      </w:r>
+    </w:p>
+    <w:p>
+      <w:r>
+        <w:t xml:space="preserve">(d) — Sonia Gandhi never held the office.</w:t>
+      </w:r>
+    </w:p>
+    <w:p>
+      <w:r>
+        <w:t xml:space="preserve">⚠️ Exam Trap: "First woman PM = Indira Gandhi; first woman President = Pratibha Patil" — the PM-President distinction is a favourite GK trap.</w:t>
+      </w:r>
+    </w:p>
+    <w:p>
+      <w:r>
+        <w:t xml:space="preserve">💎 PNC Pearl: "Indira led the government, Pratibha led the country as President — two firsts, two offices."</w:t>
+      </w:r>
+    </w:p>
+    <w:p>
+      <w:r>
+        <w:t xml:space="preserve">Positive Marks: 1</w:t>
+      </w:r>
+    </w:p>
+    <w:p>
+      <w:r>
+        <w:t xml:space="preserve">Negative Marks: 0.25</w:t>
+      </w:r>
+    </w:p>
+    <w:p>
+      <w:r>
+        <w:t xml:space="preserve"/>
+      </w:r>
+    </w:p>
+    <w:p>
+      <w:r>
+        <w:t xml:space="preserve">Question: The highest civilian award of India is the</w:t>
+      </w:r>
+    </w:p>
+    <w:p>
+      <w:r>
+        <w:t xml:space="preserve">(a) Bharat Ratna</w:t>
+      </w:r>
+    </w:p>
+    <w:p>
+      <w:r>
+        <w:t xml:space="preserve">(b) Padma Vibhushan</w:t>
+      </w:r>
+    </w:p>
+    <w:p>
+      <w:r>
+        <w:t xml:space="preserve">(c) Padma Shri</w:t>
+      </w:r>
+    </w:p>
+    <w:p>
+      <w:r>
+        <w:t xml:space="preserve">(d) Arjuna Award</w:t>
+      </w:r>
+    </w:p>
+    <w:p>
+      <w:r>
+        <w:t xml:space="preserve">Answer: a</w:t>
+      </w:r>
+    </w:p>
+    <w:p>
+      <w:r>
+        <w:t xml:space="preserve">Solution: ✅ Correct Answer: a</w:t>
+      </w:r>
+    </w:p>
+    <w:p>
+      <w:r>
+        <w:t xml:space="preserve">🧠 Reasoning: The Bharat Ratna is India's highest civilian honour.</w:t>
+      </w:r>
+    </w:p>
+    <w:p>
+      <w:r>
+        <w:t xml:space="preserve">❌ Why Not Other Options?</w:t>
+      </w:r>
+    </w:p>
+    <w:p>
+      <w:r>
+        <w:t xml:space="preserve">(b) — Padma Vibhushan is the second highest.</w:t>
+      </w:r>
+    </w:p>
+    <w:p>
+      <w:r>
+        <w:t xml:space="preserve">(c) — Padma Shri is the fourth in the Padma order.</w:t>
+      </w:r>
+    </w:p>
+    <w:p>
+      <w:r>
+        <w:t xml:space="preserve">(d) — The Arjuna Award is for sports achievement, not a civilian honour.</w:t>
+      </w:r>
+    </w:p>
+    <w:p>
+      <w:r>
+        <w:t xml:space="preserve">⚠️ Exam Trap: Award order — "Bharat Ratna &gt; Padma Vibhushan &gt; Padma Bhushan &gt; Padma Shri" — the ranking is the exam point.</w:t>
+      </w:r>
+    </w:p>
+    <w:p>
+      <w:r>
+        <w:t xml:space="preserve">💎 PNC Pearl: "Bharat Ratna tops the ladder; the Padmas follow in order — Vibhushan, Bhushan, Shri."</w:t>
+      </w:r>
+    </w:p>
+    <w:p>
+      <w:r>
+        <w:t xml:space="preserve">Positive Marks: 1</w:t>
+      </w:r>
+    </w:p>
+    <w:p>
+      <w:r>
+        <w:t xml:space="preserve">Negative Marks: 0.25</w:t>
+      </w:r>
+    </w:p>
+    <w:p>
+      <w:r>
+        <w:t xml:space="preserve"/>
+      </w:r>
+    </w:p>
+    <w:p>
+      <w:r>
+        <w:t xml:space="preserve">Question: If 6 workers can complete a job in 12 days, how many days will 4 workers take for the same job?</w:t>
+      </w:r>
+    </w:p>
+    <w:p>
+      <w:r>
+        <w:t xml:space="preserve">(a) 8 days</w:t>
+      </w:r>
+    </w:p>
+    <w:p>
+      <w:r>
+        <w:t xml:space="preserve">(b) 16 days</w:t>
+      </w:r>
+    </w:p>
+    <w:p>
+      <w:r>
+        <w:t xml:space="preserve">(c) 18 days</w:t>
+      </w:r>
+    </w:p>
+    <w:p>
+      <w:r>
+        <w:t xml:space="preserve">(d) 24 days</w:t>
+      </w:r>
+    </w:p>
+    <w:p>
+      <w:r>
+        <w:t xml:space="preserve">Answer: c</w:t>
+      </w:r>
+    </w:p>
+    <w:p>
+      <w:r>
+        <w:t xml:space="preserve">Solution: ✅ Correct Answer: c</w:t>
+      </w:r>
+    </w:p>
+    <w:p>
+      <w:r>
+        <w:t xml:space="preserve">🧠 Reasoning: Work is inversely proportional to workers: 6 × 12 = 72 worker-days; 4 workers take 72 ÷ 4 = 18 days.</w:t>
+      </w:r>
+    </w:p>
+    <w:p>
+      <w:r>
+        <w:t xml:space="preserve">❌ Why Not Other Options?</w:t>
+      </w:r>
+    </w:p>
+    <w:p>
+      <w:r>
+        <w:t xml:space="preserve">(a) — 8 days would mean fewer workers finish FASTER — impossible.</w:t>
+      </w:r>
+    </w:p>
+    <w:p>
+      <w:r>
+        <w:t xml:space="preserve">(b) — 16 days does not match the worker-day math.</w:t>
+      </w:r>
+    </w:p>
+    <w:p>
+      <w:r>
+        <w:t xml:space="preserve">(d) — 24 days would need a ratio of 2:1, not 6:4.</w:t>
+      </w:r>
+    </w:p>
+    <w:p>
+      <w:r>
+        <w:t xml:space="preserve">⚠️ Exam Trap: "Workers × days = constant; fewer workers, more days" — the inverse rule answers all such time-and-work problems.</w:t>
+      </w:r>
+    </w:p>
+    <w:p>
+      <w:r>
+        <w:t xml:space="preserve">💎 PNC Pearl: "Six workers, twelve days, 72 worker-days of work — divide by the new crew size."</w:t>
+      </w:r>
+    </w:p>
+    <w:p>
+      <w:r>
+        <w:t xml:space="preserve">Positive Marks: 1</w:t>
+      </w:r>
+    </w:p>
+    <w:p>
+      <w:r>
+        <w:t xml:space="preserve">Negative Marks: 0.25</w:t>
+      </w:r>
+    </w:p>
+    <w:p>
+      <w:r>
+        <w:t xml:space="preserve"/>
+      </w:r>
+    </w:p>
+    <w:p>
+      <w:r>
+        <w:t xml:space="preserve">Question: The simple interest on Rs 1000 at 5% per annum for 2 years is</w:t>
+      </w:r>
+    </w:p>
+    <w:p>
+      <w:r>
+        <w:t xml:space="preserve">(a) Rs 50</w:t>
+      </w:r>
+    </w:p>
+    <w:p>
+      <w:r>
+        <w:t xml:space="preserve">(b) Rs 100</w:t>
+      </w:r>
+    </w:p>
+    <w:p>
+      <w:r>
+        <w:t xml:space="preserve">(c) Rs 150</w:t>
+      </w:r>
+    </w:p>
+    <w:p>
+      <w:r>
+        <w:t xml:space="preserve">(d) Rs 200</w:t>
+      </w:r>
+    </w:p>
+    <w:p>
+      <w:r>
+        <w:t xml:space="preserve">Answer: b</w:t>
+      </w:r>
+    </w:p>
+    <w:p>
+      <w:r>
+        <w:t xml:space="preserve">Solution: ✅ Correct Answer: b</w:t>
+      </w:r>
+    </w:p>
+    <w:p>
+      <w:r>
+        <w:t xml:space="preserve">🧠 Reasoning: SI = (P × R × T)/100 = (1000 × 5 × 2)/100 = Rs 100.</w:t>
+      </w:r>
+    </w:p>
+    <w:p>
+      <w:r>
+        <w:t xml:space="preserve">❌ Why Not Other Options?</w:t>
+      </w:r>
+    </w:p>
+    <w:p>
+      <w:r>
+        <w:t xml:space="preserve">(a) — Rs 50 uses only 1 year.</w:t>
+      </w:r>
+    </w:p>
+    <w:p>
+      <w:r>
+        <w:t xml:space="preserve">(c) — Rs 150 uses 3 years.</w:t>
+      </w:r>
+    </w:p>
+    <w:p>
+      <w:r>
+        <w:t xml:space="preserve">(d) — Rs 200 is the amount after 2 years at 10%, not the interest at 5%.</w:t>
+      </w:r>
+    </w:p>
+    <w:p>
+      <w:r>
+        <w:t xml:space="preserve">⚠️ Exam Trap: "SI = P × R × T / 100" — plug in the three values and divide by 100; check the time in years first.</w:t>
+      </w:r>
+    </w:p>
+    <w:p>
+      <w:r>
+        <w:t xml:space="preserve">💎 PNC Pearl: "1000 × 5 × 2 over 100 = 100 — simple interest is just a three-way product."</w:t>
+      </w:r>
+    </w:p>
+    <w:p>
+      <w:r>
+        <w:t xml:space="preserve">Positive Marks: 1</w:t>
+      </w:r>
+    </w:p>
+    <w:p>
+      <w:r>
+        <w:t xml:space="preserve">Negative Marks: 0.25</w:t>
+      </w:r>
+    </w:p>
+    <w:p>
+      <w:r>
+        <w:t xml:space="preserve"/>
+      </w:r>
+    </w:p>
+    <w:p>
+      <w:r>
+        <w:t xml:space="preserve">Question: Find the next number in the series: 2, 3, 5, 8, 13, ?</w:t>
+      </w:r>
+    </w:p>
+    <w:p>
+      <w:r>
+        <w:t xml:space="preserve">(a) 18</w:t>
+      </w:r>
+    </w:p>
+    <w:p>
+      <w:r>
+        <w:t xml:space="preserve">(b) 20</w:t>
+      </w:r>
+    </w:p>
+    <w:p>
+      <w:r>
+        <w:t xml:space="preserve">(c) 21</w:t>
+      </w:r>
+    </w:p>
+    <w:p>
+      <w:r>
+        <w:t xml:space="preserve">(d) 26</w:t>
+      </w:r>
+    </w:p>
+    <w:p>
+      <w:r>
+        <w:t xml:space="preserve">Answer: c</w:t>
+      </w:r>
+    </w:p>
+    <w:p>
+      <w:r>
+        <w:t xml:space="preserve">Solution: ✅ Correct Answer: c</w:t>
+      </w:r>
+    </w:p>
+    <w:p>
+      <w:r>
+        <w:t xml:space="preserve">🧠 Reasoning: This is the Fibonacci series — each term is the sum of the previous two: 2+3=5, 3+5=8, 5+8=13, so the next is 8+13=21.</w:t>
+      </w:r>
+    </w:p>
+    <w:p>
+      <w:r>
+        <w:t xml:space="preserve">❌ Why Not Other Options?</w:t>
+      </w:r>
+    </w:p>
+    <w:p>
+      <w:r>
+        <w:t xml:space="preserve">(a) — 18 adds 5 instead of following the Fibonacci rule.</w:t>
+      </w:r>
+    </w:p>
+    <w:p>
+      <w:r>
+        <w:t xml:space="preserve">(b) — 20 is not 8+13.</w:t>
+      </w:r>
+    </w:p>
+    <w:p>
+      <w:r>
+        <w:t xml:space="preserve">(d) — 26 is 13×2, breaking the additive rule.</w:t>
+      </w:r>
+    </w:p>
+    <w:p>
+      <w:r>
+        <w:t xml:space="preserve">⚠️ Exam Trap: "Fibonacci = add the previous two" — 2, 3, 5, 8, 13, 21 is the classic sequence to recognize instantly.</w:t>
+      </w:r>
+    </w:p>
+    <w:p>
+      <w:r>
+        <w:t xml:space="preserve">💎 PNC Pearl: "Each Fibonacci number is the sum of its two parents — 8 and 13 make 21."</w:t>
+      </w:r>
+    </w:p>
+    <w:p>
+      <w:r>
+        <w:t xml:space="preserve">Positive Marks: 1</w:t>
+      </w:r>
+    </w:p>
+    <w:p>
+      <w:r>
+        <w:t xml:space="preserve">Negative Marks: 0.25</w:t>
+      </w:r>
+    </w:p>
+    <w:p>
+      <w:r>
+        <w:t xml:space="preserve"/>
+      </w:r>
+    </w:p>
+    <w:p>
+      <w:r>
+        <w:t xml:space="preserve">Question: The average of the first five natural numbers is</w:t>
+      </w:r>
+    </w:p>
+    <w:p>
+      <w:r>
+        <w:t xml:space="preserve">(a) 2</w:t>
+      </w:r>
+    </w:p>
+    <w:p>
+      <w:r>
+        <w:t xml:space="preserve">(b) 3</w:t>
+      </w:r>
+    </w:p>
+    <w:p>
+      <w:r>
+        <w:t xml:space="preserve">(c) 4</w:t>
+      </w:r>
+    </w:p>
+    <w:p>
+      <w:r>
+        <w:t xml:space="preserve">(d) 5</w:t>
+      </w:r>
+    </w:p>
+    <w:p>
+      <w:r>
+        <w:t xml:space="preserve">Answer: b</w:t>
+      </w:r>
+    </w:p>
+    <w:p>
+      <w:r>
+        <w:t xml:space="preserve">Solution: ✅ Correct Answer: b</w:t>
+      </w:r>
+    </w:p>
+    <w:p>
+      <w:r>
+        <w:t xml:space="preserve">🧠 Reasoning: Sum of 1, 2, 3, 4, 5 = 15; average = 15 ÷ 5 = 3. Since they are consecutive, the average is the middle number — also 3.</w:t>
+      </w:r>
+    </w:p>
+    <w:p>
+      <w:r>
+        <w:t xml:space="preserve">❌ Why Not Other Options?</w:t>
+      </w:r>
+    </w:p>
+    <w:p>
+      <w:r>
+        <w:t xml:space="preserve">(a) — 2 is too low (that would be the average of 1, 2, 3).</w:t>
+      </w:r>
+    </w:p>
+    <w:p>
+      <w:r>
+        <w:t xml:space="preserve">(c) — 4 is not the average of 1-5.</w:t>
+      </w:r>
+    </w:p>
+    <w:p>
+      <w:r>
+        <w:t xml:space="preserve">(d) — 5 is the largest value, not the average.</w:t>
+      </w:r>
+    </w:p>
+    <w:p>
+      <w:r>
+        <w:t xml:space="preserve">⚠️ Exam Trap: "Average of consecutive numbers = the middle value" — for 1 to n, it is (n+1)/2; a fast shortcut.</w:t>
+      </w:r>
+    </w:p>
+    <w:p>
+      <w:r>
+        <w:t xml:space="preserve">💎 PNC Pearl: "For 1 to 5, the average sits in the middle — 3."</w:t>
+      </w:r>
+    </w:p>
+    <w:p>
+      <w:r>
+        <w:t xml:space="preserve">Positive Marks: 1</w:t>
+      </w:r>
+    </w:p>
+    <w:p>
+      <w:r>
+        <w:t xml:space="preserve">Negative Marks: 0.25</w:t>
+      </w:r>
+    </w:p>
+    <w:p>
+      <w:r>
+        <w:t xml:space="preserve"/>
+      </w:r>
+    </w:p>
+    <w:p>
+      <w:r>
+        <w:t xml:space="preserve">Question: The full form of PDF is</w:t>
+      </w:r>
+    </w:p>
+    <w:p>
+      <w:r>
+        <w:t xml:space="preserve">(a) Portable Document Format</w:t>
+      </w:r>
+    </w:p>
+    <w:p>
+      <w:r>
+        <w:t xml:space="preserve">(b) Personal Data File</w:t>
+      </w:r>
+    </w:p>
+    <w:p>
+      <w:r>
+        <w:t xml:space="preserve">(c) Program Definition Format</w:t>
+      </w:r>
+    </w:p>
+    <w:p>
+      <w:r>
+        <w:t xml:space="preserve">(d) Printed Document File</w:t>
+      </w:r>
+    </w:p>
+    <w:p>
+      <w:r>
+        <w:t xml:space="preserve">Answer: a</w:t>
+      </w:r>
+    </w:p>
+    <w:p>
+      <w:r>
+        <w:t xml:space="preserve">Solution: ✅ Correct Answer: a</w:t>
+      </w:r>
+    </w:p>
+    <w:p>
+      <w:r>
+        <w:t xml:space="preserve">🧠 Reasoning: PDF stands for Portable Document Format — a file format that preserves a document's layout on any device.</w:t>
+      </w:r>
+    </w:p>
+    <w:p>
+      <w:r>
+        <w:t xml:space="preserve">❌ Why Not Other Options?</w:t>
+      </w:r>
+    </w:p>
+    <w:p>
+      <w:r>
+        <w:t xml:space="preserve">(b) — "Personal Data File" is an invented expansion.</w:t>
+      </w:r>
+    </w:p>
+    <w:p>
+      <w:r>
+        <w:t xml:space="preserve">(c) — "Program Definition Format" is invented.</w:t>
+      </w:r>
+    </w:p>
+    <w:p>
+      <w:r>
+        <w:t xml:space="preserve">(d) — "Printed Document File" is invented.</w:t>
+      </w:r>
+    </w:p>
+    <w:p>
+      <w:r>
+        <w:t xml:space="preserve">⚠️ Exam Trap: "PDF = Portable Document Format" — memorize it with other file formats: DOCX (Word), XLSX (Excel), JPEG (image), MP3 (audio).</w:t>
+      </w:r>
+    </w:p>
+    <w:p>
+      <w:r>
+        <w:t xml:space="preserve">💎 PNC Pearl: "PDF keeps the page looking identical on every screen — portable by name and nature."</w:t>
+      </w:r>
+    </w:p>
+    <w:p>
+      <w:r>
+        <w:t xml:space="preserve">Positive Marks: 1</w:t>
+      </w:r>
+    </w:p>
+    <w:p>
+      <w:r>
+        <w:t xml:space="preserve">Negative Marks: 0.25</w:t>
+      </w:r>
+    </w:p>
+    <w:p>
+      <w:r>
+        <w:t xml:space="preserve"/>
+      </w:r>
+    </w:p>
+    <w:p>
+      <w:r>
+        <w:t xml:space="preserve">Question: Which of the following is a storage device?</w:t>
+      </w:r>
+    </w:p>
+    <w:p>
+      <w:r>
+        <w:t xml:space="preserve">(a) Hard disk</w:t>
+      </w:r>
+    </w:p>
+    <w:p>
+      <w:r>
+        <w:t xml:space="preserve">(b) Monitor</w:t>
+      </w:r>
+    </w:p>
+    <w:p>
+      <w:r>
+        <w:t xml:space="preserve">(c) Keyboard</w:t>
+      </w:r>
+    </w:p>
+    <w:p>
+      <w:r>
+        <w:t xml:space="preserve">(d) Speaker</w:t>
+      </w:r>
+    </w:p>
+    <w:p>
+      <w:r>
+        <w:t xml:space="preserve">Answer: a</w:t>
+      </w:r>
+    </w:p>
+    <w:p>
+      <w:r>
+        <w:t xml:space="preserve">Solution: ✅ Correct Answer: a</w:t>
+      </w:r>
+    </w:p>
+    <w:p>
+      <w:r>
+        <w:t xml:space="preserve">🧠 Reasoning: A hard disk stores data permanently — a storage device.</w:t>
+      </w:r>
+    </w:p>
+    <w:p>
+      <w:r>
+        <w:t xml:space="preserve">❌ Why Not Other Options?</w:t>
+      </w:r>
+    </w:p>
+    <w:p>
+      <w:r>
+        <w:t xml:space="preserve">(b) — The monitor is an OUTPUT device.</w:t>
+      </w:r>
+    </w:p>
+    <w:p>
+      <w:r>
+        <w:t xml:space="preserve">(c) — The keyboard is an INPUT device.</w:t>
+      </w:r>
+    </w:p>
+    <w:p>
+      <w:r>
+        <w:t xml:space="preserve">(d) — The speaker is an OUTPUT device.</w:t>
+      </w:r>
+    </w:p>
+    <w:p>
+      <w:r>
+        <w:t xml:space="preserve">⚠️ Exam Trap: "Storage = hard disk, SSD, pen drive, CD/DVD; input = keyboard, mouse, scanner; output = monitor, printer, speaker" — categorize the device first and the answer follows.</w:t>
+      </w:r>
+    </w:p>
+    <w:p>
+      <w:r>
+        <w:t xml:space="preserve">💎 PNC Pearl: "The hard disk is the library; keyboard and mouse bring books in, monitor and speaker show them out."</w:t>
+      </w:r>
+    </w:p>
+    <w:p>
+      <w:r>
+        <w:t xml:space="preserve">Positive Marks: 1</w:t>
+      </w:r>
+    </w:p>
+    <w:p>
+      <w:r>
+        <w:t xml:space="preserve">Negative Marks: 0.25</w:t>
+      </w:r>
+    </w:p>
+    <w:p>
+      <w:r>
+        <w:t xml:space="preserve"/>
+      </w:r>
+    </w:p>
+    <w:p>
+      <w:r>
+        <w:t xml:space="preserve">Question: 1 Gigabyte (GB) is equal to</w:t>
+      </w:r>
+    </w:p>
+    <w:p>
+      <w:r>
+        <w:t xml:space="preserve">(a) 1024 megabytes</w:t>
+      </w:r>
+    </w:p>
+    <w:p>
+      <w:r>
+        <w:t xml:space="preserve">(b) 100 megabytes</w:t>
+      </w:r>
+    </w:p>
+    <w:p>
+      <w:r>
+        <w:t xml:space="preserve">(c) 512 megabytes</w:t>
+      </w:r>
+    </w:p>
+    <w:p>
+      <w:r>
+        <w:t xml:space="preserve">(d) 2048 megabytes</w:t>
+      </w:r>
+    </w:p>
+    <w:p>
+      <w:r>
+        <w:t xml:space="preserve">Answer: a</w:t>
+      </w:r>
+    </w:p>
+    <w:p>
+      <w:r>
+        <w:t xml:space="preserve">Solution: ✅ Correct Answer: a</w:t>
+      </w:r>
+    </w:p>
+    <w:p>
+      <w:r>
+        <w:t xml:space="preserve">🧠 Reasoning: In the binary system computers use, 1 GB = 1024 MB (and 1 MB = 1024 KB) — the 1024 factor repeats all the way up the memory ladder.</w:t>
+      </w:r>
+    </w:p>
+    <w:p>
+      <w:r>
+        <w:t xml:space="preserve">❌ Why Not Other Options?</w:t>
+      </w:r>
+    </w:p>
+    <w:p>
+      <w:r>
+        <w:t xml:space="preserve">(b) — 100 MB is the decimal approximation used by storage manufacturers.</w:t>
+      </w:r>
+    </w:p>
+    <w:p>
+      <w:r>
+        <w:t xml:space="preserve">(c) — 512 MB is half a gigabyte.</w:t>
+      </w:r>
+    </w:p>
+    <w:p>
+      <w:r>
+        <w:t xml:space="preserve">(d) — 2048 MB is 2 GB.</w:t>
+      </w:r>
+    </w:p>
+    <w:p>
+      <w:r>
+        <w:t xml:space="preserve">⚠️ Exam Trap: "1 KB = 1024 B, 1 MB = 1024 KB, 1 GB = 1024 MB, 1 TB = 1024 GB" — the 1024 chain is a guaranteed computer question.</w:t>
+      </w:r>
+    </w:p>
+    <w:p>
+      <w:r>
+        <w:t xml:space="preserve">💎 PNC Pearl: "Everything multiplies by 1024 — the computer's favourite number."</w:t>
+      </w:r>
+    </w:p>
+    <w:p>
+      <w:r>
+        <w:t xml:space="preserve">Positive Marks: 1</w:t>
+      </w:r>
+    </w:p>
+    <w:p>
+      <w:r>
+        <w:t xml:space="preserve">Negative Marks: 0.25</w:t>
       </w:r>
     </w:p>
     <w:sectPr>
       <w:pgSz w:w="12240" w:h="15840"/>
-      <w:pgMar w:top="864" w:right="1008" w:bottom="864" w:left="1008" w:header="720" w:footer="720" w:gutter="0"/>
+      <w:pgMar w:top="1440" w:right="1800" w:bottom="1440" w:left="1800" w:header="720" w:footer="720" w:gutter="0"/>
       <w:cols w:space="720"/>
       <w:docGrid w:linePitch="360"/>
     </w:sectPr>
@@ -2535,10 +2065,6 @@
     <w:name w:val="Normal"/>
     <w:qFormat/>
     <w:rsid w:val="00FC693F"/>
-    <w:rPr>
-      <w:rFonts w:ascii="Calibri" w:hAnsi="Calibri"/>
-      <w:sz w:val="22"/>
-    </w:rPr>
   </w:style>
   <w:style w:type="paragraph" w:styleId="Header">
     <w:name w:val="header"/>
